--- a/courts/third-circuit/pennsylvania/federal/western-district/motion-brief/usage/OUTPUT-motion-brief.docx
+++ b/courts/third-circuit/pennsylvania/federal/western-district/motion-brief/usage/OUTPUT-motion-brief.docx
@@ -4,24 +4,35 @@
   <w:body>
     <w:p>
       <w:pPr>
-        <w:pStyle w:val="Court Head"/>
-      </w:pPr>
-      <w:r>
+        <w:spacing w:before="0" w:after="0" w:line="276" w:lineRule="exact"/>
+        <w:ind w:left="0" w:firstLine="0"/>
+        <w:jc w:val="center"/>
+      </w:pPr>
+      <w:r>
+        <w:rPr>
+          <w:b/>
+          <w:bCs/>
+        </w:rPr>
         <w:t xml:space="preserve">IN THE UNITED STATES DISTRICT COURT</w:t>
       </w:r>
     </w:p>
     <w:p>
       <w:pPr>
-        <w:pStyle w:val="Court Head"/>
-      </w:pPr>
-      <w:r>
+        <w:spacing w:before="0" w:after="0" w:line="276" w:lineRule="exact"/>
+        <w:ind w:left="0" w:firstLine="0"/>
+        <w:jc w:val="center"/>
+      </w:pPr>
+      <w:r>
+        <w:rPr>
+          <w:b/>
+          <w:bCs/>
+        </w:rPr>
         <w:t xml:space="preserve">FOR THE WESTERN DISTRICT OF PENNSYLVANIA</w:t>
       </w:r>
     </w:p>
     <w:p>
       <w:pPr>
-        <w:pStyle w:val="Single"/>
-        <w:spacing w:before="0" w:after="0" w:line="520" w:lineRule="exact"/>
+        <w:spacing w:before="0" w:after="0" w:line="480" w:lineRule="exact"/>
       </w:pPr>
     </w:p>
     <w:tbl>
@@ -38,10 +49,12 @@
         </w:tblBorders>
         <w:tblLayout w:type="fixed"/>
         <w:tblCellMar>
+          <w:top w:w="0" w:type="dxa"/>
           <w:left w:w="0" w:type="dxa"/>
+          <w:bottom w:w="0" w:type="dxa"/>
           <w:right w:w="0" w:type="dxa"/>
         </w:tblCellMar>
-        <w:tblLook w:val="0000"/>
+        <w:tblLook w:val="0000" w:firstRow="0" w:lastRow="0" w:firstColumn="0" w:lastColumn="0" w:noHBand="0" w:noVBand="0"/>
       </w:tblPr>
       <w:tblGrid>
         <w:gridCol w:w="4608"/>
@@ -58,10 +71,164 @@
           </w:tcPr>
           <w:p>
             <w:pPr>
-              <w:pStyle w:val="Single"/>
+              <w:spacing w:before="0" w:after="0" w:line="276" w:lineRule="exact"/>
+              <w:ind w:left="0" w:firstLine="0"/>
+              <w:jc w:val="left"/>
             </w:pPr>
             <w:r>
-              <w:t xml:space="preserve">BRIAN ALBRIGHT,</w:t>
+              <w:t xml:space="preserve">BRIAN</w:t>
+            </w:r>
+            <w:r>
+              <w:t xml:space="preserve"> </w:t>
+            </w:r>
+            <w:r>
+              <w:t xml:space="preserve">ALBRIGHT,</w:t>
+            </w:r>
+          </w:p>
+          <w:p>
+            <w:pPr>
+              <w:spacing w:before="0" w:after="0" w:line="276" w:lineRule="exact"/>
+              <w:ind w:left="0" w:firstLine="0"/>
+              <w:jc w:val="left"/>
+            </w:pPr>
+            <w:r>
+              <w:t xml:space="preserve">RICHARD</w:t>
+            </w:r>
+            <w:r>
+              <w:t xml:space="preserve"> </w:t>
+            </w:r>
+            <w:r>
+              <w:t xml:space="preserve">NEWMAN,</w:t>
+            </w:r>
+            <w:r>
+              <w:t xml:space="preserve"> </w:t>
+            </w:r>
+            <w:r>
+              <w:t xml:space="preserve">and</w:t>
+            </w:r>
+          </w:p>
+          <w:p>
+            <w:pPr>
+              <w:spacing w:before="0" w:after="0" w:line="276" w:lineRule="exact"/>
+              <w:ind w:left="0" w:firstLine="0"/>
+              <w:jc w:val="left"/>
+            </w:pPr>
+            <w:r>
+              <w:t xml:space="preserve">JACOB</w:t>
+            </w:r>
+            <w:r>
+              <w:t xml:space="preserve"> </w:t>
+            </w:r>
+            <w:r>
+              <w:t xml:space="preserve">MULLINS,</w:t>
+            </w:r>
+          </w:p>
+          <w:p>
+            <w:pPr>
+              <w:spacing w:before="0" w:after="0" w:line="276" w:lineRule="exact"/>
+              <w:ind w:left="0" w:firstLine="0"/>
+              <w:jc w:val="left"/>
+            </w:pPr>
+            <w:r>
+              <w:t xml:space="preserve">Plaintiffs,</w:t>
+            </w:r>
+          </w:p>
+          <w:p>
+            <w:pPr>
+              <w:spacing w:before="0" w:after="0" w:line="276" w:lineRule="exact"/>
+              <w:ind w:left="0" w:firstLine="0"/>
+              <w:jc w:val="left"/>
+            </w:pPr>
+            <w:r>
+              <w:t xml:space="preserve">v.</w:t>
+            </w:r>
+          </w:p>
+          <w:p>
+            <w:pPr>
+              <w:spacing w:before="0" w:after="0" w:line="276" w:lineRule="exact"/>
+              <w:ind w:left="0" w:firstLine="0"/>
+              <w:jc w:val="left"/>
+            </w:pPr>
+            <w:r>
+              <w:t xml:space="preserve">CONCURRENT</w:t>
+            </w:r>
+            <w:r>
+              <w:t xml:space="preserve"> </w:t>
+            </w:r>
+            <w:r>
+              <w:t xml:space="preserve">TECHNOLOGIES</w:t>
+            </w:r>
+            <w:r>
+              <w:t xml:space="preserve"> </w:t>
+            </w:r>
+            <w:r>
+              <w:t xml:space="preserve">CORPORATION,</w:t>
+            </w:r>
+          </w:p>
+          <w:p>
+            <w:pPr>
+              <w:spacing w:before="0" w:after="0" w:line="276" w:lineRule="exact"/>
+              <w:ind w:left="0" w:firstLine="0"/>
+              <w:jc w:val="left"/>
+            </w:pPr>
+            <w:r>
+              <w:t xml:space="preserve">CONCURRENT</w:t>
+            </w:r>
+            <w:r>
+              <w:t xml:space="preserve"> </w:t>
+            </w:r>
+            <w:r>
+              <w:t xml:space="preserve">TECHNOLOGIES</w:t>
+            </w:r>
+            <w:r>
+              <w:t xml:space="preserve"> </w:t>
+            </w:r>
+            <w:r>
+              <w:t xml:space="preserve">CORPORATION</w:t>
+            </w:r>
+            <w:r>
+              <w:t xml:space="preserve"> </w:t>
+            </w:r>
+            <w:r>
+              <w:t xml:space="preserve">FOUNDATION,</w:t>
+            </w:r>
+            <w:r>
+              <w:t xml:space="preserve"> </w:t>
+            </w:r>
+            <w:r>
+              <w:t xml:space="preserve">and</w:t>
+            </w:r>
+          </w:p>
+          <w:p>
+            <w:pPr>
+              <w:spacing w:before="0" w:after="0" w:line="276" w:lineRule="exact"/>
+              <w:ind w:left="0" w:firstLine="0"/>
+              <w:jc w:val="left"/>
+            </w:pPr>
+            <w:r>
+              <w:t xml:space="preserve">ENTERPRISE</w:t>
+            </w:r>
+            <w:r>
+              <w:t xml:space="preserve"> </w:t>
+            </w:r>
+            <w:r>
+              <w:t xml:space="preserve">VENTURES</w:t>
+            </w:r>
+            <w:r>
+              <w:t xml:space="preserve"> </w:t>
+            </w:r>
+            <w:r>
+              <w:t xml:space="preserve">CORPORATION,</w:t>
+            </w:r>
+          </w:p>
+          <w:p>
+            <w:pPr>
+              <w:spacing w:before="0" w:after="0" w:line="276" w:lineRule="exact"/>
+              <w:ind w:left="0" w:firstLine="0"/>
+              <w:jc w:val="left"/>
+            </w:pPr>
+            <w:r>
+              <w:t xml:space="preserve">Defendants.</w:t>
             </w:r>
           </w:p>
         </w:tc>
@@ -71,7 +238,89 @@
           </w:tcPr>
           <w:p>
             <w:pPr>
-              <w:pStyle w:val="Centered"/>
+              <w:spacing w:before="0" w:after="0" w:line="276" w:lineRule="exact"/>
+              <w:ind w:left="0" w:firstLine="0"/>
+              <w:jc w:val="center"/>
+            </w:pPr>
+            <w:r>
+              <w:t xml:space="preserve">)</w:t>
+            </w:r>
+          </w:p>
+          <w:p>
+            <w:pPr>
+              <w:spacing w:before="0" w:after="0" w:line="276" w:lineRule="exact"/>
+              <w:ind w:left="0" w:firstLine="0"/>
+              <w:jc w:val="center"/>
+            </w:pPr>
+            <w:r>
+              <w:t xml:space="preserve">)</w:t>
+            </w:r>
+          </w:p>
+          <w:p>
+            <w:pPr>
+              <w:spacing w:before="0" w:after="0" w:line="276" w:lineRule="exact"/>
+              <w:ind w:left="0" w:firstLine="0"/>
+              <w:jc w:val="center"/>
+            </w:pPr>
+            <w:r>
+              <w:t xml:space="preserve">)</w:t>
+            </w:r>
+          </w:p>
+          <w:p>
+            <w:pPr>
+              <w:spacing w:before="0" w:after="0" w:line="276" w:lineRule="exact"/>
+              <w:ind w:left="0" w:firstLine="0"/>
+              <w:jc w:val="center"/>
+            </w:pPr>
+            <w:r>
+              <w:t xml:space="preserve">)</w:t>
+            </w:r>
+          </w:p>
+          <w:p>
+            <w:pPr>
+              <w:spacing w:before="0" w:after="0" w:line="276" w:lineRule="exact"/>
+              <w:ind w:left="0" w:firstLine="0"/>
+              <w:jc w:val="center"/>
+            </w:pPr>
+            <w:r>
+              <w:t xml:space="preserve">)</w:t>
+            </w:r>
+          </w:p>
+          <w:p>
+            <w:pPr>
+              <w:spacing w:before="0" w:after="0" w:line="276" w:lineRule="exact"/>
+              <w:ind w:left="0" w:firstLine="0"/>
+              <w:jc w:val="center"/>
+            </w:pPr>
+            <w:r>
+              <w:t xml:space="preserve">)</w:t>
+            </w:r>
+          </w:p>
+          <w:p>
+            <w:pPr>
+              <w:spacing w:before="0" w:after="0" w:line="276" w:lineRule="exact"/>
+              <w:ind w:left="0" w:firstLine="0"/>
+              <w:jc w:val="center"/>
+            </w:pPr>
+            <w:r>
+              <w:t xml:space="preserve">)</w:t>
+            </w:r>
+          </w:p>
+          <w:p>
+            <w:pPr>
+              <w:spacing w:before="0" w:after="0" w:line="276" w:lineRule="exact"/>
+              <w:ind w:left="0" w:firstLine="0"/>
+              <w:jc w:val="center"/>
+            </w:pPr>
+            <w:r>
+              <w:t xml:space="preserve">)</w:t>
+            </w:r>
+          </w:p>
+          <w:p>
+            <w:pPr>
+              <w:spacing w:before="0" w:after="0" w:line="276" w:lineRule="exact"/>
+              <w:ind w:left="0" w:firstLine="0"/>
+              <w:jc w:val="center"/>
             </w:pPr>
             <w:r>
               <w:t xml:space="preserve">)</w:t>
@@ -81,569 +330,379 @@
         <w:tc>
           <w:tcPr>
             <w:tcW w:w="4176" w:type="dxa"/>
-            <w:vMerge w:val="restart"/>
-            <w:vAlign w:val="center"/>
           </w:tcPr>
           <w:p>
             <w:pPr>
-              <w:pStyle w:val="Single"/>
+              <w:spacing w:before="0" w:after="0" w:line="276" w:lineRule="exact"/>
+              <w:ind w:left="0" w:firstLine="0"/>
+              <w:jc w:val="left"/>
             </w:pPr>
             <w:r>
-              <w:t xml:space="preserve">Case No. 3:21-cv-00112-SLH</w:t>
+              <w:t xml:space="preserve">Case No. 3:21-cv</w:t>
+              <w:noBreakHyphen/>
+              <w:t xml:space="preserve">00112-SLH</w:t>
             </w:r>
           </w:p>
           <w:p>
             <w:pPr>
-              <w:pStyle w:val="Single"/>
-              <w:spacing w:before="520" w:after="0" w:line="325" w:lineRule="exact"/>
+              <w:spacing w:before="276" w:after="0" w:line="276" w:lineRule="exact"/>
+              <w:ind w:left="0" w:firstLine="0"/>
+              <w:jc w:val="left"/>
             </w:pPr>
             <w:r>
-              <w:t xml:space="preserve">Judge Stephanie L. Haines</w:t>
+              <w:t xml:space="preserve">Judge</w:t>
+            </w:r>
+            <w:r>
+              <w:t xml:space="preserve"> </w:t>
+            </w:r>
+            <w:r>
+              <w:t xml:space="preserve">Stephanie</w:t>
+            </w:r>
+            <w:r>
+              <w:t xml:space="preserve"> </w:t>
+            </w:r>
+            <w:r>
+              <w:t xml:space="preserve">L.</w:t>
+            </w:r>
+            <w:r>
+              <w:t xml:space="preserve"> </w:t>
+            </w:r>
+            <w:r>
+              <w:t xml:space="preserve">Haines</w:t>
             </w:r>
           </w:p>
           <w:p>
             <w:pPr>
-              <w:pStyle w:val="Single"/>
-              <w:spacing w:before="520" w:after="0" w:line="325" w:lineRule="exact"/>
+              <w:spacing w:before="276" w:after="0" w:line="276" w:lineRule="exact"/>
+              <w:ind w:left="0" w:firstLine="0"/>
+              <w:jc w:val="left"/>
             </w:pPr>
             <w:r>
               <w:t xml:space="preserve">Electronically Filed</w:t>
             </w:r>
-          </w:p>
-        </w:tc>
-      </w:tr>
-      <w:tr>
-        <w:trPr>
-          <w:cantSplit/>
-        </w:trPr>
-        <w:tc>
-          <w:tcPr>
-            <w:tcW w:w="4608" w:type="dxa"/>
-          </w:tcPr>
-          <w:p>
-            <w:pPr>
-              <w:pStyle w:val="Single"/>
-            </w:pPr>
-            <w:r>
-              <w:t xml:space="preserve">RICHARD NEWMAN, and</w:t>
-            </w:r>
-          </w:p>
-        </w:tc>
-        <w:tc>
-          <w:tcPr>
-            <w:tcW w:w="576" w:type="dxa"/>
-          </w:tcPr>
-          <w:p>
-            <w:pPr>
-              <w:pStyle w:val="Centered"/>
-            </w:pPr>
-            <w:r>
-              <w:t xml:space="preserve">)</w:t>
-            </w:r>
-          </w:p>
-        </w:tc>
-        <w:tc>
-          <w:tcPr>
-            <w:tcW w:w="4176" w:type="dxa"/>
-            <w:vMerge/>
-          </w:tcPr>
-          <w:p>
-            <w:pPr>
-              <w:pStyle w:val="Single"/>
-            </w:pPr>
-          </w:p>
-        </w:tc>
-      </w:tr>
-      <w:tr>
-        <w:trPr>
-          <w:cantSplit/>
-        </w:trPr>
-        <w:tc>
-          <w:tcPr>
-            <w:tcW w:w="4608" w:type="dxa"/>
-          </w:tcPr>
-          <w:p>
-            <w:pPr>
-              <w:pStyle w:val="Single"/>
-            </w:pPr>
-            <w:r>
-              <w:t xml:space="preserve">JACOB MULLINS,</w:t>
-            </w:r>
-          </w:p>
-        </w:tc>
-        <w:tc>
-          <w:tcPr>
-            <w:tcW w:w="576" w:type="dxa"/>
-          </w:tcPr>
-          <w:p>
-            <w:pPr>
-              <w:pStyle w:val="Centered"/>
-            </w:pPr>
-            <w:r>
-              <w:t xml:space="preserve">)</w:t>
-            </w:r>
-          </w:p>
-        </w:tc>
-        <w:tc>
-          <w:tcPr>
-            <w:tcW w:w="4176" w:type="dxa"/>
-            <w:vMerge/>
-          </w:tcPr>
-          <w:p>
-            <w:pPr>
-              <w:pStyle w:val="Single"/>
-            </w:pPr>
-          </w:p>
-        </w:tc>
-      </w:tr>
-      <w:tr>
-        <w:trPr>
-          <w:cantSplit/>
-        </w:trPr>
-        <w:tc>
-          <w:tcPr>
-            <w:tcW w:w="4608" w:type="dxa"/>
-          </w:tcPr>
-          <w:p>
-            <w:pPr>
-              <w:pStyle w:val="Single"/>
-            </w:pPr>
-            <w:r>
-              <w:t xml:space="preserve">Plaintiffs,</w:t>
-            </w:r>
-          </w:p>
-        </w:tc>
-        <w:tc>
-          <w:tcPr>
-            <w:tcW w:w="576" w:type="dxa"/>
-          </w:tcPr>
-          <w:p>
-            <w:pPr>
-              <w:pStyle w:val="Centered"/>
-            </w:pPr>
-            <w:r>
-              <w:t xml:space="preserve">)</w:t>
-            </w:r>
-          </w:p>
-        </w:tc>
-        <w:tc>
-          <w:tcPr>
-            <w:tcW w:w="4176" w:type="dxa"/>
-            <w:vMerge/>
-          </w:tcPr>
-          <w:p>
-            <w:pPr>
-              <w:pStyle w:val="Single"/>
-            </w:pPr>
-          </w:p>
-        </w:tc>
-      </w:tr>
-      <w:tr>
-        <w:trPr>
-          <w:cantSplit/>
-        </w:trPr>
-        <w:tc>
-          <w:tcPr>
-            <w:tcW w:w="4608" w:type="dxa"/>
-          </w:tcPr>
-          <w:p>
-            <w:pPr>
-              <w:pStyle w:val="Single"/>
-            </w:pPr>
-            <w:r>
-              <w:t xml:space="preserve">v.</w:t>
-            </w:r>
-          </w:p>
-        </w:tc>
-        <w:tc>
-          <w:tcPr>
-            <w:tcW w:w="576" w:type="dxa"/>
-          </w:tcPr>
-          <w:p>
-            <w:pPr>
-              <w:pStyle w:val="Centered"/>
-            </w:pPr>
-            <w:r>
-              <w:t xml:space="preserve">)</w:t>
-            </w:r>
-          </w:p>
-        </w:tc>
-        <w:tc>
-          <w:tcPr>
-            <w:tcW w:w="4176" w:type="dxa"/>
-            <w:vMerge/>
-          </w:tcPr>
-          <w:p>
-            <w:pPr>
-              <w:pStyle w:val="Single"/>
-            </w:pPr>
-          </w:p>
-        </w:tc>
-      </w:tr>
-      <w:tr>
-        <w:trPr>
-          <w:cantSplit/>
-        </w:trPr>
-        <w:tc>
-          <w:tcPr>
-            <w:tcW w:w="4608" w:type="dxa"/>
-          </w:tcPr>
-          <w:p>
-            <w:pPr>
-              <w:pStyle w:val="Single"/>
-            </w:pPr>
-            <w:r>
-              <w:t xml:space="preserve">CONCURRENT TECHNOLOGIES CORPORATION,</w:t>
-            </w:r>
-          </w:p>
-        </w:tc>
-        <w:tc>
-          <w:tcPr>
-            <w:tcW w:w="576" w:type="dxa"/>
-          </w:tcPr>
-          <w:p>
-            <w:pPr>
-              <w:pStyle w:val="Centered"/>
-            </w:pPr>
-            <w:r>
-              <w:t xml:space="preserve">)</w:t>
-            </w:r>
-          </w:p>
-        </w:tc>
-        <w:tc>
-          <w:tcPr>
-            <w:tcW w:w="4176" w:type="dxa"/>
-            <w:vMerge/>
-          </w:tcPr>
-          <w:p>
-            <w:pPr>
-              <w:pStyle w:val="Single"/>
-            </w:pPr>
-          </w:p>
-        </w:tc>
-      </w:tr>
-      <w:tr>
-        <w:trPr>
-          <w:cantSplit/>
-        </w:trPr>
-        <w:tc>
-          <w:tcPr>
-            <w:tcW w:w="4608" w:type="dxa"/>
-          </w:tcPr>
-          <w:p>
-            <w:pPr>
-              <w:pStyle w:val="Single"/>
-            </w:pPr>
-            <w:r>
-              <w:t xml:space="preserve">CONCURRENT TECHNOLOGIES CORPORATION FOUNDATION, and</w:t>
-            </w:r>
-          </w:p>
-        </w:tc>
-        <w:tc>
-          <w:tcPr>
-            <w:tcW w:w="576" w:type="dxa"/>
-          </w:tcPr>
-          <w:p>
-            <w:pPr>
-              <w:pStyle w:val="Centered"/>
-            </w:pPr>
-            <w:r>
-              <w:t xml:space="preserve">)</w:t>
-            </w:r>
-          </w:p>
-        </w:tc>
-        <w:tc>
-          <w:tcPr>
-            <w:tcW w:w="4176" w:type="dxa"/>
-            <w:vMerge/>
-          </w:tcPr>
-          <w:p>
-            <w:pPr>
-              <w:pStyle w:val="Single"/>
-            </w:pPr>
-          </w:p>
-        </w:tc>
-      </w:tr>
-      <w:tr>
-        <w:trPr>
-          <w:cantSplit/>
-        </w:trPr>
-        <w:tc>
-          <w:tcPr>
-            <w:tcW w:w="4608" w:type="dxa"/>
-          </w:tcPr>
-          <w:p>
-            <w:pPr>
-              <w:pStyle w:val="Single"/>
-            </w:pPr>
-            <w:r>
-              <w:t xml:space="preserve">ENTERPRISE VENTURES CORPORATION,</w:t>
-            </w:r>
-          </w:p>
-        </w:tc>
-        <w:tc>
-          <w:tcPr>
-            <w:tcW w:w="576" w:type="dxa"/>
-          </w:tcPr>
-          <w:p>
-            <w:pPr>
-              <w:pStyle w:val="Centered"/>
-            </w:pPr>
-            <w:r>
-              <w:t xml:space="preserve">)</w:t>
-            </w:r>
-          </w:p>
-        </w:tc>
-        <w:tc>
-          <w:tcPr>
-            <w:tcW w:w="4176" w:type="dxa"/>
-            <w:vMerge/>
-          </w:tcPr>
-          <w:p>
-            <w:pPr>
-              <w:pStyle w:val="Single"/>
-            </w:pPr>
-          </w:p>
-        </w:tc>
-      </w:tr>
-      <w:tr>
-        <w:trPr>
-          <w:cantSplit/>
-        </w:trPr>
-        <w:tc>
-          <w:tcPr>
-            <w:tcW w:w="4608" w:type="dxa"/>
-          </w:tcPr>
-          <w:p>
-            <w:pPr>
-              <w:pStyle w:val="Single"/>
-            </w:pPr>
-            <w:r>
-              <w:t xml:space="preserve">Defendants.</w:t>
-            </w:r>
-          </w:p>
-        </w:tc>
-        <w:tc>
-          <w:tcPr>
-            <w:tcW w:w="576" w:type="dxa"/>
-          </w:tcPr>
-          <w:p>
-            <w:pPr>
-              <w:pStyle w:val="Centered"/>
-            </w:pPr>
-            <w:r>
-              <w:t xml:space="preserve">)</w:t>
-            </w:r>
-          </w:p>
-        </w:tc>
-        <w:tc>
-          <w:tcPr>
-            <w:tcW w:w="4176" w:type="dxa"/>
-            <w:vMerge/>
-          </w:tcPr>
-          <w:p>
-            <w:pPr>
-              <w:pStyle w:val="Single"/>
-            </w:pPr>
           </w:p>
         </w:tc>
       </w:tr>
     </w:tbl>
     <w:p>
       <w:pPr>
-        <w:pStyle w:val="Single"/>
-        <w:spacing w:before="0" w:after="0" w:line="520" w:lineRule="exact"/>
-      </w:pPr>
-    </w:p>
-    <w:p>
-      <w:pPr>
-        <w:pStyle w:val="TitleBlock"/>
-      </w:pPr>
-      <w:r>
-        <w:t xml:space="preserve">MEMORANDUM OF LAW IN SUPPORT OF DEFENDANTS’ MOTION TO DISMISS PLAINTIFFS’ COMPLAINT PURSUANT TO FED. R. CIV. P. 12(b)(6)</w:t>
-      </w:r>
-    </w:p>
-    <w:p>
-      <w:pPr>
-        <w:pStyle w:val="CourtHead"/>
-      </w:pPr>
-      <w:r>
-        <w:t xml:space="preserve">TABLE OF CONTENTS</w:t>
-      </w:r>
-    </w:p>
-    <w:p>
-      <w:pPr>
-        <w:pStyle w:val="Single"/>
-        <w:spacing w:before="0" w:after="0" w:line="520" w:lineRule="exact"/>
-      </w:pPr>
-    </w:p>
-    <w:p>
-      <w:pPr>
-        <w:pStyle w:val="Single"/>
-        <w:spacing w:before="0" w:after="0" w:line="520" w:lineRule="exact"/>
-        <w:ind w:left="720" w:hanging="720"/>
-      </w:pPr>
-      <w:r>
-        <w:fldChar w:fldCharType="begin"/>
-      </w:r>
-      <w:r>
-        <w:instrText xml:space="preserve"> TOC \o "1-4" \h \z \u </w:instrText>
-      </w:r>
-      <w:r>
-        <w:fldChar w:fldCharType="separate"/>
-      </w:r>
-      <w:r>
-        <w:t xml:space="preserve">I.</w:t>
-      </w:r>
-      <w:r>
-        <w:tab/>
-      </w:r>
-      <w:r>
-        <w:t xml:space="preserve">INTRODUCTION</w:t>
-      </w:r>
-    </w:p>
-    <w:p>
-      <w:pPr>
-        <w:pStyle w:val="Single"/>
-        <w:spacing w:before="0" w:after="0" w:line="520" w:lineRule="exact"/>
-        <w:ind w:left="1440" w:hanging="720"/>
-      </w:pPr>
-      <w:r>
-        <w:t xml:space="preserve">A.</w:t>
-      </w:r>
-      <w:r>
-        <w:tab/>
-      </w:r>
-      <w:r>
-        <w:t xml:space="preserve">Identification of the Parties and Need for Dismissal of the CTC Foundation.</w:t>
-      </w:r>
-    </w:p>
-    <w:p>
-      <w:pPr>
-        <w:pStyle w:val="Single"/>
-        <w:spacing w:before="0" w:after="0" w:line="520" w:lineRule="exact"/>
-        <w:ind w:left="1440" w:hanging="720"/>
-      </w:pPr>
-      <w:r>
-        <w:t xml:space="preserve">B.</w:t>
-      </w:r>
-      <w:r>
-        <w:tab/>
-      </w:r>
-      <w:r>
-        <w:t xml:space="preserve">Plaintiffs Are Subject to IP Agreements and Are At-Will Employees.</w:t>
-      </w:r>
-    </w:p>
-    <w:p>
-      <w:pPr>
-        <w:pStyle w:val="Single"/>
-        <w:spacing w:before="0" w:after="0" w:line="520" w:lineRule="exact"/>
-        <w:ind w:left="1440" w:hanging="720"/>
-      </w:pPr>
-      <w:r>
-        <w:t xml:space="preserve">C.</w:t>
-      </w:r>
-      <w:r>
-        <w:tab/>
-      </w:r>
-      <w:r>
-        <w:t xml:space="preserve">The IP Manual Determines Awards.</w:t>
-      </w:r>
-    </w:p>
-    <w:p>
-      <w:pPr>
-        <w:pStyle w:val="Single"/>
-        <w:spacing w:before="0" w:after="0" w:line="520" w:lineRule="exact"/>
-        <w:ind w:left="720" w:hanging="720"/>
-      </w:pPr>
-      <w:r>
-        <w:t xml:space="preserve">II.</w:t>
-      </w:r>
-      <w:r>
-        <w:tab/>
-      </w:r>
-      <w:r>
-        <w:t xml:space="preserve">FACTUAL BACKGROUND AS SET FORTH IN THE COMPLAINT</w:t>
-      </w:r>
-    </w:p>
-    <w:p>
-      <w:pPr>
-        <w:pStyle w:val="Single"/>
-        <w:spacing w:before="0" w:after="0" w:line="520" w:lineRule="exact"/>
-        <w:ind w:left="1440" w:hanging="720"/>
-      </w:pPr>
-      <w:r>
-        <w:t xml:space="preserve">A.</w:t>
-      </w:r>
-      <w:r>
-        <w:tab/>
-      </w:r>
-      <w:r>
-        <w:t xml:space="preserve">Plaintiffs’ Employment with CTC</w:t>
-      </w:r>
-    </w:p>
-    <w:p>
-      <w:pPr>
-        <w:pStyle w:val="Single"/>
-        <w:spacing w:before="0" w:after="0" w:line="520" w:lineRule="exact"/>
-        <w:ind w:left="720" w:hanging="720"/>
-      </w:pPr>
-      <w:r>
-        <w:t xml:space="preserve">III.</w:t>
-      </w:r>
-      <w:r>
-        <w:tab/>
-      </w:r>
-      <w:r>
-        <w:t xml:space="preserve">LEGAL STANDARD</w:t>
-      </w:r>
-    </w:p>
-    <w:p>
-      <w:pPr>
-        <w:pStyle w:val="Single"/>
-        <w:spacing w:before="0" w:after="0" w:line="520" w:lineRule="exact"/>
-        <w:ind w:left="720" w:hanging="720"/>
-      </w:pPr>
-      <w:r>
-        <w:t xml:space="preserve">IV.</w:t>
-      </w:r>
-      <w:r>
-        <w:tab/>
-      </w:r>
-      <w:r>
-        <w:t xml:space="preserve">ARGUMENT</w:t>
-      </w:r>
-    </w:p>
-    <w:p>
-      <w:pPr>
-        <w:pStyle w:val="Single"/>
-        <w:spacing w:before="0" w:after="0" w:line="520" w:lineRule="exact"/>
-        <w:ind w:left="1440" w:hanging="720"/>
-      </w:pPr>
-      <w:r>
-        <w:t xml:space="preserve">A.</w:t>
-      </w:r>
-      <w:r>
-        <w:tab/>
-      </w:r>
-      <w:r>
-        <w:t xml:space="preserve">Plaintiffs’ Claims for Punitive Damages and Attorneys’ Fees</w:t>
-      </w:r>
-      <w:r>
-        <w:fldChar w:fldCharType="end"/>
-      </w:r>
-    </w:p>
-    <w:p>
-      <w:pPr>
+        <w:spacing w:before="480" w:after="0" w:line="480" w:lineRule="exact"/>
+        <w:ind w:left="0" w:firstLine="0"/>
+        <w:jc w:val="center"/>
+      </w:pPr>
+      <w:r>
+        <w:rPr>
+          <w:b/>
+          <w:bCs/>
+        </w:rPr>
+        <w:t xml:space="preserve">MEMORANDUM</w:t>
+      </w:r>
+      <w:r>
+        <w:rPr>
+          <w:b/>
+          <w:bCs/>
+        </w:rPr>
+        <w:t xml:space="preserve"> </w:t>
+      </w:r>
+      <w:r>
+        <w:rPr>
+          <w:b/>
+          <w:bCs/>
+        </w:rPr>
+        <w:t xml:space="preserve">OF</w:t>
+      </w:r>
+      <w:r>
+        <w:rPr>
+          <w:b/>
+          <w:bCs/>
+        </w:rPr>
+        <w:t xml:space="preserve"> </w:t>
+      </w:r>
+      <w:r>
+        <w:rPr>
+          <w:b/>
+          <w:bCs/>
+        </w:rPr>
+        <w:t xml:space="preserve">LAW</w:t>
+      </w:r>
+      <w:r>
+        <w:rPr>
+          <w:b/>
+          <w:bCs/>
+        </w:rPr>
+        <w:t xml:space="preserve"> </w:t>
+      </w:r>
+      <w:r>
+        <w:rPr>
+          <w:b/>
+          <w:bCs/>
+        </w:rPr>
+        <w:t xml:space="preserve">IN</w:t>
+      </w:r>
+      <w:r>
+        <w:rPr>
+          <w:b/>
+          <w:bCs/>
+        </w:rPr>
+        <w:t xml:space="preserve"> </w:t>
+      </w:r>
+      <w:r>
+        <w:rPr>
+          <w:b/>
+          <w:bCs/>
+        </w:rPr>
+        <w:t xml:space="preserve">SUPPORT</w:t>
+      </w:r>
+      <w:r>
+        <w:rPr>
+          <w:b/>
+          <w:bCs/>
+        </w:rPr>
+        <w:t xml:space="preserve"> </w:t>
+      </w:r>
+      <w:r>
+        <w:rPr>
+          <w:b/>
+          <w:bCs/>
+        </w:rPr>
+        <w:t xml:space="preserve">OF</w:t>
+      </w:r>
+      <w:r>
+        <w:rPr>
+          <w:b/>
+          <w:bCs/>
+        </w:rPr>
+        <w:t xml:space="preserve"> </w:t>
+      </w:r>
+      <w:r>
+        <w:rPr>
+          <w:b/>
+          <w:bCs/>
+        </w:rPr>
+        <w:t xml:space="preserve">DEFENDANTS’</w:t>
+      </w:r>
+      <w:r>
+        <w:rPr>
+          <w:b/>
+          <w:bCs/>
+        </w:rPr>
+        <w:t xml:space="preserve"> </w:t>
+      </w:r>
+      <w:r>
+        <w:rPr>
+          <w:b/>
+          <w:bCs/>
+        </w:rPr>
+        <w:t xml:space="preserve">MOTION</w:t>
+      </w:r>
+      <w:r>
+        <w:rPr>
+          <w:b/>
+          <w:bCs/>
+        </w:rPr>
+        <w:t xml:space="preserve"> </w:t>
+      </w:r>
+      <w:r>
+        <w:rPr>
+          <w:b/>
+          <w:bCs/>
+        </w:rPr>
+        <w:t xml:space="preserve">TO</w:t>
+      </w:r>
+      <w:r>
+        <w:rPr>
+          <w:b/>
+          <w:bCs/>
+        </w:rPr>
+        <w:t xml:space="preserve"> </w:t>
+      </w:r>
+      <w:r>
+        <w:rPr>
+          <w:b/>
+          <w:bCs/>
+        </w:rPr>
+        <w:t xml:space="preserve">DISMISS</w:t>
+      </w:r>
+      <w:r>
+        <w:rPr>
+          <w:b/>
+          <w:bCs/>
+        </w:rPr>
+        <w:t xml:space="preserve"> </w:t>
+      </w:r>
+      <w:r>
+        <w:rPr>
+          <w:b/>
+          <w:bCs/>
+        </w:rPr>
+        <w:t xml:space="preserve">PLAINTIFFS’</w:t>
+      </w:r>
+      <w:r>
+        <w:rPr>
+          <w:b/>
+          <w:bCs/>
+        </w:rPr>
+        <w:t xml:space="preserve"> </w:t>
+      </w:r>
+      <w:r>
+        <w:rPr>
+          <w:b/>
+          <w:bCs/>
+        </w:rPr>
+        <w:t xml:space="preserve">COMPLAINT</w:t>
+      </w:r>
+      <w:r>
+        <w:rPr>
+          <w:b/>
+          <w:bCs/>
+        </w:rPr>
+        <w:t xml:space="preserve"> </w:t>
+      </w:r>
+      <w:r>
+        <w:rPr>
+          <w:b/>
+          <w:bCs/>
+        </w:rPr>
+        <w:t xml:space="preserve">PURSUANT</w:t>
+      </w:r>
+      <w:r>
+        <w:rPr>
+          <w:b/>
+          <w:bCs/>
+        </w:rPr>
+        <w:t xml:space="preserve"> </w:t>
+      </w:r>
+      <w:r>
+        <w:rPr>
+          <w:b/>
+          <w:bCs/>
+        </w:rPr>
+        <w:t xml:space="preserve">TO</w:t>
+      </w:r>
+      <w:r>
+        <w:rPr>
+          <w:b/>
+          <w:bCs/>
+        </w:rPr>
+        <w:t xml:space="preserve"> </w:t>
+      </w:r>
+      <w:r>
+        <w:rPr>
+          <w:b/>
+          <w:bCs/>
+        </w:rPr>
+        <w:t xml:space="preserve">FED.</w:t>
+      </w:r>
+      <w:r>
+        <w:rPr>
+          <w:b/>
+          <w:bCs/>
+        </w:rPr>
+        <w:t xml:space="preserve"> </w:t>
+      </w:r>
+      <w:r>
+        <w:rPr>
+          <w:b/>
+          <w:bCs/>
+        </w:rPr>
+        <w:t xml:space="preserve">R.</w:t>
+      </w:r>
+      <w:r>
+        <w:rPr>
+          <w:b/>
+          <w:bCs/>
+        </w:rPr>
+        <w:t xml:space="preserve"> </w:t>
+      </w:r>
+      <w:r>
+        <w:rPr>
+          <w:b/>
+          <w:bCs/>
+        </w:rPr>
+        <w:t xml:space="preserve">CIV.</w:t>
+      </w:r>
+      <w:r>
+        <w:rPr>
+          <w:b/>
+          <w:bCs/>
+        </w:rPr>
+        <w:t xml:space="preserve"> </w:t>
+      </w:r>
+      <w:r>
+        <w:rPr>
+          <w:b/>
+          <w:bCs/>
+        </w:rPr>
+        <w:t xml:space="preserve">P.</w:t>
+      </w:r>
+      <w:r>
+        <w:rPr>
+          <w:b/>
+          <w:bCs/>
+        </w:rPr>
+        <w:t xml:space="preserve"> </w:t>
+      </w:r>
+      <w:r>
+        <w:rPr>
+          <w:b/>
+          <w:bCs/>
+        </w:rPr>
+        <w:t xml:space="preserve">12(b)(6)</w:t>
+      </w:r>
+    </w:p>
+    <w:p>
+      <w:pPr>
+        <w:spacing w:before="0" w:after="0" w:line="20" w:lineRule="exact"/>
         <w:sectPr>
+          <w:footerReference w:type="default" r:id="rIdFtrNone"/>
           <w:pgSz w:w="12240" w:h="15840"/>
           <w:pgMar w:top="1440" w:right="1440" w:bottom="1440" w:left="1440" w:header="720" w:footer="720" w:gutter="0"/>
+          <w:pgNumType w:fmt="decimal" w:start="1"/>
         </w:sectPr>
       </w:pPr>
     </w:p>
     <w:p>
       <w:pPr>
-        <w:pStyle w:val="Heading1"/>
+        <w:keepNext/>
+        <w:keepLines/>
+        <w:spacing w:before="0" w:after="0" w:line="276" w:lineRule="exact"/>
+        <w:ind w:left="0" w:firstLine="0"/>
+        <w:jc w:val="center"/>
+      </w:pPr>
+      <w:r>
+        <w:rPr>
+          <w:b/>
+          <w:bCs/>
+        </w:rPr>
+        <w:t xml:space="preserve">TABLE OF CONTENTS</w:t>
+      </w:r>
+    </w:p>
+    <w:p>
+      <w:pPr>
+        <w:keepNext/>
+        <w:keepLines/>
+        <w:spacing w:before="480" w:after="0" w:line="276" w:lineRule="exact"/>
+        <w:ind w:left="0" w:firstLine="0"/>
+        <w:jc w:val="right"/>
+      </w:pPr>
+      <w:r>
+        <w:rPr>
+          <w:b/>
+          <w:bCs/>
+        </w:rPr>
+        <w:t xml:space="preserve">Page</w:t>
+      </w:r>
+    </w:p>
+    <w:p>
+      <w:pPr>
+        <w:keepLines/>
+        <w:tabs>
+          <w:tab w:val="left" w:pos="720"/>
+          <w:tab w:val="right" w:leader="dot" w:pos="9360"/>
+        </w:tabs>
+        <w:spacing w:before="240" w:after="0" w:line="276" w:lineRule="exact"/>
+        <w:ind w:left="720" w:right="720" w:hanging="720"/>
+        <w:jc w:val="left"/>
       </w:pPr>
       <w:r>
         <w:t xml:space="preserve">I.</w:t>
@@ -654,18 +713,26 @@
       <w:r>
         <w:t xml:space="preserve">INTRODUCTION</w:t>
       </w:r>
-    </w:p>
-    <w:p>
-      <w:pPr>
-        <w:pStyle w:val="FirstParagraph"/>
-      </w:pPr>
-      <w:r>
-        <w:t xml:space="preserve">Plaintiffs claim that Defendants owe them certain payments pursuant to an Intellectual Property Reward Program based on their development of a coating system for and owned by Concurrent Technologies Corporation (“CTC”) during Plaintiffs’ employment with CTC. Additionally, Plaintiffs allege Defendants are liable for intentional infliction of emotional distress for the Defendants’ alleged mistreatment of Plaintiffs during their employment. Plaintiffs’ allegations lack specificity, fail to include the operative documents related to their employment, and are insufficient under Fed. R. Civ. P. 12(b)(6).</w:t>
-      </w:r>
-    </w:p>
-    <w:p>
-      <w:pPr>
-        <w:pStyle w:val="Heading2"/>
+      <w:r>
+        <w:t xml:space="preserve">   </w:t>
+      </w:r>
+      <w:r>
+        <w:tab/>
+      </w:r>
+      <w:r>
+        <w:t xml:space="preserve">1</w:t>
+      </w:r>
+    </w:p>
+    <w:p>
+      <w:pPr>
+        <w:keepLines/>
+        <w:tabs>
+          <w:tab w:val="left" w:pos="1440"/>
+          <w:tab w:val="right" w:leader="dot" w:pos="9360"/>
+        </w:tabs>
+        <w:spacing w:before="240" w:after="0" w:line="276" w:lineRule="exact"/>
+        <w:ind w:left="1440" w:right="720" w:hanging="720"/>
+        <w:jc w:val="left"/>
       </w:pPr>
       <w:r>
         <w:t xml:space="preserve">A.</w:t>
@@ -674,12 +741,712 @@
         <w:tab/>
       </w:r>
       <w:r>
-        <w:t xml:space="preserve">Identification of the Parties and Need for Dismissal of the CTC Foundation.</w:t>
-      </w:r>
-    </w:p>
-    <w:p>
-      <w:pPr>
-        <w:pStyle w:val="FirstParagraph"/>
+        <w:t xml:space="preserve">Identification</w:t>
+      </w:r>
+      <w:r>
+        <w:t xml:space="preserve"> </w:t>
+      </w:r>
+      <w:r>
+        <w:t xml:space="preserve">of</w:t>
+      </w:r>
+      <w:r>
+        <w:t xml:space="preserve"> </w:t>
+      </w:r>
+      <w:r>
+        <w:t xml:space="preserve">the</w:t>
+      </w:r>
+      <w:r>
+        <w:t xml:space="preserve"> </w:t>
+      </w:r>
+      <w:r>
+        <w:t xml:space="preserve">Parties</w:t>
+      </w:r>
+      <w:r>
+        <w:t xml:space="preserve"> </w:t>
+      </w:r>
+      <w:r>
+        <w:t xml:space="preserve">and</w:t>
+      </w:r>
+      <w:r>
+        <w:t xml:space="preserve"> </w:t>
+      </w:r>
+      <w:r>
+        <w:t xml:space="preserve">Need</w:t>
+      </w:r>
+      <w:r>
+        <w:t xml:space="preserve"> </w:t>
+      </w:r>
+      <w:r>
+        <w:t xml:space="preserve">for</w:t>
+      </w:r>
+      <w:r>
+        <w:t xml:space="preserve"> </w:t>
+      </w:r>
+      <w:r>
+        <w:t xml:space="preserve">Dismissal</w:t>
+      </w:r>
+      <w:r>
+        <w:t xml:space="preserve"> </w:t>
+      </w:r>
+      <w:r>
+        <w:t xml:space="preserve">of</w:t>
+      </w:r>
+      <w:r>
+        <w:t xml:space="preserve"> </w:t>
+      </w:r>
+      <w:r>
+        <w:t xml:space="preserve">the</w:t>
+      </w:r>
+      <w:r>
+        <w:t xml:space="preserve"> </w:t>
+      </w:r>
+      <w:r>
+        <w:t xml:space="preserve">CTC</w:t>
+      </w:r>
+      <w:r>
+        <w:t xml:space="preserve"> </w:t>
+      </w:r>
+      <w:r>
+        <w:t xml:space="preserve">Foundation.</w:t>
+      </w:r>
+      <w:r>
+        <w:t xml:space="preserve">   </w:t>
+      </w:r>
+      <w:r>
+        <w:tab/>
+      </w:r>
+      <w:r>
+        <w:t xml:space="preserve">1</w:t>
+      </w:r>
+    </w:p>
+    <w:p>
+      <w:pPr>
+        <w:keepLines/>
+        <w:tabs>
+          <w:tab w:val="left" w:pos="1440"/>
+          <w:tab w:val="right" w:leader="dot" w:pos="9360"/>
+        </w:tabs>
+        <w:spacing w:before="240" w:after="0" w:line="276" w:lineRule="exact"/>
+        <w:ind w:left="1440" w:right="720" w:hanging="720"/>
+        <w:jc w:val="left"/>
+      </w:pPr>
+      <w:r>
+        <w:t xml:space="preserve">B.</w:t>
+      </w:r>
+      <w:r>
+        <w:tab/>
+      </w:r>
+      <w:r>
+        <w:t xml:space="preserve">Plaintiffs</w:t>
+      </w:r>
+      <w:r>
+        <w:t xml:space="preserve"> </w:t>
+      </w:r>
+      <w:r>
+        <w:t xml:space="preserve">Are</w:t>
+      </w:r>
+      <w:r>
+        <w:t xml:space="preserve"> </w:t>
+      </w:r>
+      <w:r>
+        <w:t xml:space="preserve">Subject</w:t>
+      </w:r>
+      <w:r>
+        <w:t xml:space="preserve"> </w:t>
+      </w:r>
+      <w:r>
+        <w:t xml:space="preserve">to</w:t>
+      </w:r>
+      <w:r>
+        <w:t xml:space="preserve"> </w:t>
+      </w:r>
+      <w:r>
+        <w:t xml:space="preserve">IP</w:t>
+      </w:r>
+      <w:r>
+        <w:t xml:space="preserve"> </w:t>
+      </w:r>
+      <w:r>
+        <w:t xml:space="preserve">Agreements</w:t>
+      </w:r>
+      <w:r>
+        <w:t xml:space="preserve"> </w:t>
+      </w:r>
+      <w:r>
+        <w:t xml:space="preserve">and</w:t>
+      </w:r>
+      <w:r>
+        <w:t xml:space="preserve"> </w:t>
+      </w:r>
+      <w:r>
+        <w:t xml:space="preserve">Are</w:t>
+      </w:r>
+      <w:r>
+        <w:t xml:space="preserve"> </w:t>
+      </w:r>
+      <w:r>
+        <w:t xml:space="preserve">At-Will</w:t>
+      </w:r>
+      <w:r>
+        <w:t xml:space="preserve"> </w:t>
+      </w:r>
+      <w:r>
+        <w:t xml:space="preserve">Employees.</w:t>
+      </w:r>
+      <w:r>
+        <w:t xml:space="preserve">   </w:t>
+      </w:r>
+      <w:r>
+        <w:tab/>
+      </w:r>
+      <w:r>
+        <w:t xml:space="preserve">2</w:t>
+      </w:r>
+    </w:p>
+    <w:p>
+      <w:pPr>
+        <w:keepLines/>
+        <w:tabs>
+          <w:tab w:val="left" w:pos="1440"/>
+          <w:tab w:val="right" w:leader="dot" w:pos="9360"/>
+        </w:tabs>
+        <w:spacing w:before="240" w:after="0" w:line="276" w:lineRule="exact"/>
+        <w:ind w:left="1440" w:right="720" w:hanging="720"/>
+        <w:jc w:val="left"/>
+      </w:pPr>
+      <w:r>
+        <w:t xml:space="preserve">C.</w:t>
+      </w:r>
+      <w:r>
+        <w:tab/>
+      </w:r>
+      <w:r>
+        <w:t xml:space="preserve">The</w:t>
+      </w:r>
+      <w:r>
+        <w:t xml:space="preserve"> </w:t>
+      </w:r>
+      <w:r>
+        <w:t xml:space="preserve">IP</w:t>
+      </w:r>
+      <w:r>
+        <w:t xml:space="preserve"> </w:t>
+      </w:r>
+      <w:r>
+        <w:t xml:space="preserve">Manual</w:t>
+      </w:r>
+      <w:r>
+        <w:t xml:space="preserve"> </w:t>
+      </w:r>
+      <w:r>
+        <w:t xml:space="preserve">Determines</w:t>
+      </w:r>
+      <w:r>
+        <w:t xml:space="preserve"> </w:t>
+      </w:r>
+      <w:r>
+        <w:t xml:space="preserve">Awards.</w:t>
+      </w:r>
+      <w:r>
+        <w:t xml:space="preserve">   </w:t>
+      </w:r>
+      <w:r>
+        <w:tab/>
+      </w:r>
+      <w:r>
+        <w:t xml:space="preserve">2</w:t>
+      </w:r>
+    </w:p>
+    <w:p>
+      <w:pPr>
+        <w:keepLines/>
+        <w:tabs>
+          <w:tab w:val="left" w:pos="720"/>
+          <w:tab w:val="right" w:leader="dot" w:pos="9360"/>
+        </w:tabs>
+        <w:spacing w:before="240" w:after="0" w:line="276" w:lineRule="exact"/>
+        <w:ind w:left="720" w:right="720" w:hanging="720"/>
+        <w:jc w:val="left"/>
+      </w:pPr>
+      <w:r>
+        <w:t xml:space="preserve">II.</w:t>
+      </w:r>
+      <w:r>
+        <w:tab/>
+      </w:r>
+      <w:r>
+        <w:t xml:space="preserve">FACTUAL</w:t>
+      </w:r>
+      <w:r>
+        <w:t xml:space="preserve"> </w:t>
+      </w:r>
+      <w:r>
+        <w:t xml:space="preserve">BACKGROUND</w:t>
+      </w:r>
+      <w:r>
+        <w:t xml:space="preserve"> </w:t>
+      </w:r>
+      <w:r>
+        <w:t xml:space="preserve">AS</w:t>
+      </w:r>
+      <w:r>
+        <w:t xml:space="preserve"> </w:t>
+      </w:r>
+      <w:r>
+        <w:t xml:space="preserve">SET</w:t>
+      </w:r>
+      <w:r>
+        <w:t xml:space="preserve"> </w:t>
+      </w:r>
+      <w:r>
+        <w:t xml:space="preserve">FORTH</w:t>
+      </w:r>
+      <w:r>
+        <w:t xml:space="preserve"> </w:t>
+      </w:r>
+      <w:r>
+        <w:t xml:space="preserve">IN</w:t>
+      </w:r>
+      <w:r>
+        <w:t xml:space="preserve"> </w:t>
+      </w:r>
+      <w:r>
+        <w:t xml:space="preserve">THE</w:t>
+      </w:r>
+      <w:r>
+        <w:t xml:space="preserve"> </w:t>
+      </w:r>
+      <w:r>
+        <w:t xml:space="preserve">COMPLAINT</w:t>
+      </w:r>
+      <w:r>
+        <w:t xml:space="preserve">   </w:t>
+      </w:r>
+      <w:r>
+        <w:tab/>
+      </w:r>
+      <w:r>
+        <w:t xml:space="preserve">3</w:t>
+      </w:r>
+    </w:p>
+    <w:p>
+      <w:pPr>
+        <w:keepLines/>
+        <w:tabs>
+          <w:tab w:val="left" w:pos="1440"/>
+          <w:tab w:val="right" w:leader="dot" w:pos="9360"/>
+        </w:tabs>
+        <w:spacing w:before="240" w:after="0" w:line="276" w:lineRule="exact"/>
+        <w:ind w:left="1440" w:right="720" w:hanging="720"/>
+        <w:jc w:val="left"/>
+      </w:pPr>
+      <w:r>
+        <w:t xml:space="preserve">A.</w:t>
+      </w:r>
+      <w:r>
+        <w:tab/>
+      </w:r>
+      <w:r>
+        <w:t xml:space="preserve">Plaintiffs’</w:t>
+      </w:r>
+      <w:r>
+        <w:t xml:space="preserve"> </w:t>
+      </w:r>
+      <w:r>
+        <w:t xml:space="preserve">Employment</w:t>
+      </w:r>
+      <w:r>
+        <w:t xml:space="preserve"> </w:t>
+      </w:r>
+      <w:r>
+        <w:t xml:space="preserve">with</w:t>
+      </w:r>
+      <w:r>
+        <w:t xml:space="preserve"> </w:t>
+      </w:r>
+      <w:r>
+        <w:t xml:space="preserve">CTC</w:t>
+      </w:r>
+      <w:r>
+        <w:t xml:space="preserve">   </w:t>
+      </w:r>
+      <w:r>
+        <w:tab/>
+      </w:r>
+      <w:r>
+        <w:t xml:space="preserve">3</w:t>
+      </w:r>
+    </w:p>
+    <w:p>
+      <w:pPr>
+        <w:keepLines/>
+        <w:tabs>
+          <w:tab w:val="left" w:pos="720"/>
+          <w:tab w:val="right" w:leader="dot" w:pos="9360"/>
+        </w:tabs>
+        <w:spacing w:before="240" w:after="0" w:line="276" w:lineRule="exact"/>
+        <w:ind w:left="720" w:right="720" w:hanging="720"/>
+        <w:jc w:val="left"/>
+      </w:pPr>
+      <w:r>
+        <w:t xml:space="preserve">III.</w:t>
+      </w:r>
+      <w:r>
+        <w:tab/>
+      </w:r>
+      <w:r>
+        <w:t xml:space="preserve">LEGAL</w:t>
+      </w:r>
+      <w:r>
+        <w:t xml:space="preserve"> </w:t>
+      </w:r>
+      <w:r>
+        <w:t xml:space="preserve">STANDARD</w:t>
+      </w:r>
+      <w:r>
+        <w:t xml:space="preserve">   </w:t>
+      </w:r>
+      <w:r>
+        <w:tab/>
+      </w:r>
+      <w:r>
+        <w:t xml:space="preserve">3</w:t>
+      </w:r>
+    </w:p>
+    <w:p>
+      <w:pPr>
+        <w:keepLines/>
+        <w:tabs>
+          <w:tab w:val="left" w:pos="720"/>
+          <w:tab w:val="right" w:leader="dot" w:pos="9360"/>
+        </w:tabs>
+        <w:spacing w:before="240" w:after="0" w:line="276" w:lineRule="exact"/>
+        <w:ind w:left="720" w:right="720" w:hanging="720"/>
+        <w:jc w:val="left"/>
+      </w:pPr>
+      <w:r>
+        <w:t xml:space="preserve">IV.</w:t>
+      </w:r>
+      <w:r>
+        <w:tab/>
+      </w:r>
+      <w:r>
+        <w:t xml:space="preserve">ARGUMENT</w:t>
+      </w:r>
+      <w:r>
+        <w:t xml:space="preserve">   </w:t>
+      </w:r>
+      <w:r>
+        <w:tab/>
+      </w:r>
+      <w:r>
+        <w:t xml:space="preserve">4</w:t>
+      </w:r>
+    </w:p>
+    <w:p>
+      <w:pPr>
+        <w:keepLines/>
+        <w:tabs>
+          <w:tab w:val="left" w:pos="1440"/>
+          <w:tab w:val="right" w:leader="dot" w:pos="9360"/>
+        </w:tabs>
+        <w:spacing w:before="240" w:after="0" w:line="276" w:lineRule="exact"/>
+        <w:ind w:left="1440" w:right="720" w:hanging="720"/>
+        <w:jc w:val="left"/>
+      </w:pPr>
+      <w:r>
+        <w:t xml:space="preserve">A.</w:t>
+      </w:r>
+      <w:r>
+        <w:tab/>
+      </w:r>
+      <w:r>
+        <w:t xml:space="preserve">Plaintiffs’</w:t>
+      </w:r>
+      <w:r>
+        <w:t xml:space="preserve"> </w:t>
+      </w:r>
+      <w:r>
+        <w:t xml:space="preserve">Claims</w:t>
+      </w:r>
+      <w:r>
+        <w:t xml:space="preserve"> </w:t>
+      </w:r>
+      <w:r>
+        <w:t xml:space="preserve">for</w:t>
+      </w:r>
+      <w:r>
+        <w:t xml:space="preserve"> </w:t>
+      </w:r>
+      <w:r>
+        <w:t xml:space="preserve">Punitive</w:t>
+      </w:r>
+      <w:r>
+        <w:t xml:space="preserve"> </w:t>
+      </w:r>
+      <w:r>
+        <w:t xml:space="preserve">Damages</w:t>
+      </w:r>
+      <w:r>
+        <w:t xml:space="preserve"> </w:t>
+      </w:r>
+      <w:r>
+        <w:t xml:space="preserve">and</w:t>
+      </w:r>
+      <w:r>
+        <w:t xml:space="preserve"> </w:t>
+      </w:r>
+      <w:r>
+        <w:t xml:space="preserve">Attorneys’</w:t>
+      </w:r>
+      <w:r>
+        <w:t xml:space="preserve"> </w:t>
+      </w:r>
+      <w:r>
+        <w:t xml:space="preserve">Fees</w:t>
+      </w:r>
+      <w:r>
+        <w:t xml:space="preserve">   </w:t>
+      </w:r>
+      <w:r>
+        <w:tab/>
+      </w:r>
+      <w:r>
+        <w:t xml:space="preserve">4</w:t>
+      </w:r>
+    </w:p>
+    <w:p>
+      <w:pPr>
+        <w:spacing w:before="0" w:after="0" w:line="20" w:lineRule="exact"/>
+        <w:sectPr>
+          <w:footerReference w:type="default" r:id="rIdPawdPage"/>
+          <w:pgSz w:w="12240" w:h="15840"/>
+          <w:pgMar w:top="1440" w:right="1440" w:bottom="1440" w:left="1440" w:header="720" w:footer="720" w:gutter="0"/>
+          <w:pgNumType w:fmt="lowerRoman" w:start="2"/>
+        </w:sectPr>
+      </w:pPr>
+    </w:p>
+    <w:p>
+      <w:pPr>
+        <w:keepNext/>
+        <w:keepLines/>
+        <w:spacing w:before="0" w:after="240" w:line="276" w:lineRule="exact"/>
+        <w:ind w:left="0" w:firstLine="0"/>
+        <w:jc w:val="center"/>
+      </w:pPr>
+      <w:r>
+        <w:rPr>
+          <w:b/>
+          <w:bCs/>
+        </w:rPr>
+        <w:t xml:space="preserve">I. </w:t>
+      </w:r>
+      <w:r>
+        <w:rPr>
+          <w:b/>
+          <w:bCs/>
+        </w:rPr>
+        <w:t xml:space="preserve">INTRODUCTION</w:t>
+      </w:r>
+    </w:p>
+    <w:p>
+      <w:pPr>
+        <w:pStyle w:val="BodyText"/>
+      </w:pPr>
+      <w:r>
+        <w:t xml:space="preserve">Plaintiffs claim that Defendants owe them certain payments pursuant to an Intellectual Property Reward Program based on their development of a coating system for and owned by Concurrent Technologies Corporation (“CTC”) during Plaintiffs’ employment with CTC. Additionally, Plaintiffs allege Defendants are liable for intentional infliction of emotional distress for the Defendants’ alleged mistreatment of Plaintiffs during their employment. Plaintiffs’ allegations lack specificity, fail to include the operative documents related to their employment, and are insufficient under Fed. R. Civ. P. 12(b)⁠(6).</w:t>
+      </w:r>
+    </w:p>
+    <w:p>
+      <w:pPr>
+        <w:keepNext/>
+        <w:keepLines/>
+        <w:tabs>
+          <w:tab w:val="left" w:pos="720"/>
+        </w:tabs>
+        <w:spacing w:before="480" w:after="240" w:line="276" w:lineRule="exact"/>
+        <w:ind w:left="720" w:hanging="720"/>
+        <w:jc w:val="left"/>
+      </w:pPr>
+      <w:r>
+        <w:rPr>
+          <w:b/>
+          <w:bCs/>
+        </w:rPr>
+        <w:t xml:space="preserve">A.</w:t>
+      </w:r>
+      <w:r>
+        <w:rPr>
+          <w:b/>
+          <w:bCs/>
+        </w:rPr>
+        <w:tab/>
+      </w:r>
+      <w:r>
+        <w:rPr>
+          <w:b/>
+          <w:bCs/>
+        </w:rPr>
+        <w:t xml:space="preserve">Identification</w:t>
+      </w:r>
+      <w:r>
+        <w:rPr>
+          <w:b/>
+          <w:bCs/>
+        </w:rPr>
+        <w:t xml:space="preserve"> </w:t>
+      </w:r>
+      <w:r>
+        <w:rPr>
+          <w:b/>
+          <w:bCs/>
+        </w:rPr>
+        <w:t xml:space="preserve">of</w:t>
+      </w:r>
+      <w:r>
+        <w:rPr>
+          <w:b/>
+          <w:bCs/>
+        </w:rPr>
+        <w:t xml:space="preserve"> </w:t>
+      </w:r>
+      <w:r>
+        <w:rPr>
+          <w:b/>
+          <w:bCs/>
+        </w:rPr>
+        <w:t xml:space="preserve">the</w:t>
+      </w:r>
+      <w:r>
+        <w:rPr>
+          <w:b/>
+          <w:bCs/>
+        </w:rPr>
+        <w:t xml:space="preserve"> </w:t>
+      </w:r>
+      <w:r>
+        <w:rPr>
+          <w:b/>
+          <w:bCs/>
+        </w:rPr>
+        <w:t xml:space="preserve">Parties</w:t>
+      </w:r>
+      <w:r>
+        <w:rPr>
+          <w:b/>
+          <w:bCs/>
+        </w:rPr>
+        <w:t xml:space="preserve"> </w:t>
+      </w:r>
+      <w:r>
+        <w:rPr>
+          <w:b/>
+          <w:bCs/>
+        </w:rPr>
+        <w:t xml:space="preserve">and</w:t>
+      </w:r>
+      <w:r>
+        <w:rPr>
+          <w:b/>
+          <w:bCs/>
+        </w:rPr>
+        <w:t xml:space="preserve"> </w:t>
+      </w:r>
+      <w:r>
+        <w:rPr>
+          <w:b/>
+          <w:bCs/>
+        </w:rPr>
+        <w:t xml:space="preserve">Need</w:t>
+      </w:r>
+      <w:r>
+        <w:rPr>
+          <w:b/>
+          <w:bCs/>
+        </w:rPr>
+        <w:t xml:space="preserve"> </w:t>
+      </w:r>
+      <w:r>
+        <w:rPr>
+          <w:b/>
+          <w:bCs/>
+        </w:rPr>
+        <w:t xml:space="preserve">for</w:t>
+      </w:r>
+      <w:r>
+        <w:rPr>
+          <w:b/>
+          <w:bCs/>
+        </w:rPr>
+        <w:t xml:space="preserve"> </w:t>
+      </w:r>
+      <w:r>
+        <w:rPr>
+          <w:b/>
+          <w:bCs/>
+        </w:rPr>
+        <w:t xml:space="preserve">Dismissal</w:t>
+      </w:r>
+      <w:r>
+        <w:rPr>
+          <w:b/>
+          <w:bCs/>
+        </w:rPr>
+        <w:t xml:space="preserve"> </w:t>
+      </w:r>
+      <w:r>
+        <w:rPr>
+          <w:b/>
+          <w:bCs/>
+        </w:rPr>
+        <w:t xml:space="preserve">of</w:t>
+      </w:r>
+      <w:r>
+        <w:rPr>
+          <w:b/>
+          <w:bCs/>
+        </w:rPr>
+        <w:t xml:space="preserve"> </w:t>
+      </w:r>
+      <w:r>
+        <w:rPr>
+          <w:b/>
+          <w:bCs/>
+        </w:rPr>
+        <w:t xml:space="preserve">the</w:t>
+      </w:r>
+      <w:r>
+        <w:rPr>
+          <w:b/>
+          <w:bCs/>
+        </w:rPr>
+        <w:t xml:space="preserve"> </w:t>
+      </w:r>
+      <w:r>
+        <w:rPr>
+          <w:b/>
+          <w:bCs/>
+        </w:rPr>
+        <w:t xml:space="preserve">CTC</w:t>
+      </w:r>
+      <w:r>
+        <w:rPr>
+          <w:b/>
+          <w:bCs/>
+        </w:rPr>
+        <w:t xml:space="preserve"> </w:t>
+      </w:r>
+      <w:r>
+        <w:rPr>
+          <w:b/>
+          <w:bCs/>
+        </w:rPr>
+        <w:t xml:space="preserve">Foundation.</w:t>
+      </w:r>
+    </w:p>
+    <w:p>
+      <w:pPr>
+        <w:pStyle w:val="BodyText"/>
       </w:pPr>
       <w:r>
         <w:t xml:space="preserve">CTC is an independent, nonprofit, applied scientific research and development professional services organization. Defendant CTC Enterprise Venture Technologies (“EVC”) (improperly referred to as “Enterprise Venture Technologies”) is a for-profit, wholly-owned affiliate of CTC that transfers advanced technologies designed and created by others to the marketplace. Defendant Concurrent Technologies Corporation Foundation is the philanthropic arm of CTC, serving the public by providing information about emerging technologies and donating to charitable organizations. Unless otherwise stated, CTC and EVC are collectively referred to as CTC (despite their status as separate entities; they work together as affiliates often do).</w:t>
@@ -695,21 +1462,166 @@
     </w:p>
     <w:p>
       <w:pPr>
-        <w:pStyle w:val="Heading2"/>
-      </w:pPr>
-      <w:r>
+        <w:keepNext/>
+        <w:keepLines/>
+        <w:tabs>
+          <w:tab w:val="left" w:pos="720"/>
+        </w:tabs>
+        <w:spacing w:before="480" w:after="240" w:line="276" w:lineRule="exact"/>
+        <w:ind w:left="720" w:hanging="720"/>
+        <w:jc w:val="left"/>
+      </w:pPr>
+      <w:r>
+        <w:rPr>
+          <w:b/>
+          <w:bCs/>
+        </w:rPr>
         <w:t xml:space="preserve">B.</w:t>
       </w:r>
       <w:r>
+        <w:rPr>
+          <w:b/>
+          <w:bCs/>
+        </w:rPr>
         <w:tab/>
       </w:r>
       <w:r>
-        <w:t xml:space="preserve">Plaintiffs Are Subject to IP Agreements and Are At-Will Employees.</w:t>
-      </w:r>
-    </w:p>
-    <w:p>
-      <w:pPr>
-        <w:pStyle w:val="FirstParagraph"/>
+        <w:rPr>
+          <w:b/>
+          <w:bCs/>
+        </w:rPr>
+        <w:t xml:space="preserve">Plaintiffs</w:t>
+      </w:r>
+      <w:r>
+        <w:rPr>
+          <w:b/>
+          <w:bCs/>
+        </w:rPr>
+        <w:t xml:space="preserve"> </w:t>
+      </w:r>
+      <w:r>
+        <w:rPr>
+          <w:b/>
+          <w:bCs/>
+        </w:rPr>
+        <w:t xml:space="preserve">Are</w:t>
+      </w:r>
+      <w:r>
+        <w:rPr>
+          <w:b/>
+          <w:bCs/>
+        </w:rPr>
+        <w:t xml:space="preserve"> </w:t>
+      </w:r>
+      <w:r>
+        <w:rPr>
+          <w:b/>
+          <w:bCs/>
+        </w:rPr>
+        <w:t xml:space="preserve">Subject</w:t>
+      </w:r>
+      <w:r>
+        <w:rPr>
+          <w:b/>
+          <w:bCs/>
+        </w:rPr>
+        <w:t xml:space="preserve"> </w:t>
+      </w:r>
+      <w:r>
+        <w:rPr>
+          <w:b/>
+          <w:bCs/>
+        </w:rPr>
+        <w:t xml:space="preserve">to</w:t>
+      </w:r>
+      <w:r>
+        <w:rPr>
+          <w:b/>
+          <w:bCs/>
+        </w:rPr>
+        <w:t xml:space="preserve"> </w:t>
+      </w:r>
+      <w:r>
+        <w:rPr>
+          <w:b/>
+          <w:bCs/>
+        </w:rPr>
+        <w:t xml:space="preserve">IP</w:t>
+      </w:r>
+      <w:r>
+        <w:rPr>
+          <w:b/>
+          <w:bCs/>
+        </w:rPr>
+        <w:t xml:space="preserve"> </w:t>
+      </w:r>
+      <w:r>
+        <w:rPr>
+          <w:b/>
+          <w:bCs/>
+        </w:rPr>
+        <w:t xml:space="preserve">Agreements</w:t>
+      </w:r>
+      <w:r>
+        <w:rPr>
+          <w:b/>
+          <w:bCs/>
+        </w:rPr>
+        <w:t xml:space="preserve"> </w:t>
+      </w:r>
+      <w:r>
+        <w:rPr>
+          <w:b/>
+          <w:bCs/>
+        </w:rPr>
+        <w:t xml:space="preserve">and</w:t>
+      </w:r>
+      <w:r>
+        <w:rPr>
+          <w:b/>
+          <w:bCs/>
+        </w:rPr>
+        <w:t xml:space="preserve"> </w:t>
+      </w:r>
+      <w:r>
+        <w:rPr>
+          <w:b/>
+          <w:bCs/>
+        </w:rPr>
+        <w:t xml:space="preserve">Are</w:t>
+      </w:r>
+      <w:r>
+        <w:rPr>
+          <w:b/>
+          <w:bCs/>
+        </w:rPr>
+        <w:t xml:space="preserve"> </w:t>
+      </w:r>
+      <w:r>
+        <w:rPr>
+          <w:b/>
+          <w:bCs/>
+        </w:rPr>
+        <w:t xml:space="preserve">At-Will</w:t>
+      </w:r>
+      <w:r>
+        <w:rPr>
+          <w:b/>
+          <w:bCs/>
+        </w:rPr>
+        <w:t xml:space="preserve"> </w:t>
+      </w:r>
+      <w:r>
+        <w:rPr>
+          <w:b/>
+          <w:bCs/>
+        </w:rPr>
+        <w:t xml:space="preserve">Employees.</w:t>
+      </w:r>
+    </w:p>
+    <w:p>
+      <w:pPr>
+        <w:pStyle w:val="BodyText"/>
       </w:pPr>
       <w:r>
         <w:t xml:space="preserve">Plaintiffs, as former employees of CTC, developed a cost-efficient coating system for military vehicles (the “TALON Invention”).</w:t>
@@ -728,7 +1640,7 @@
         <w:t xml:space="preserve"> </w:t>
       </w:r>
       <w:r>
-        <w:t xml:space="preserve">at ¶ 16. CTC maintains a manual entitled “Intellectual Property at CTC: Its Creation, Protection, &amp; Transfer” (the “IP Manual”).</w:t>
+        <w:t xml:space="preserve">at ¶ 16. CTC maintains a manual entitled “Intellectual Property at CTC: Its Creation, Protection, &amp; Transfer” (the “IP Manual”).</w:t>
       </w:r>
       <w:r>
         <w:t xml:space="preserve"> </w:t>
@@ -792,7 +1704,7 @@
         <w:t xml:space="preserve"> </w:t>
       </w:r>
       <w:r>
-        <w:t xml:space="preserve">at ¶¶ 26, 30. The 4th, 5th, and 6th versions of the IP Manual are attached hereto and marked as Exhibits 1, 2, and 3, respectively. Plaintiffs also signed the attached agreements, which form the basis of their obligations to CTC and EVC.</w:t>
+        <w:t xml:space="preserve">at ¶¶ 26, 30. The 4th, 5th, and 6th versions of the IP Manual are attached hereto and marked as Exhibits 1, 2, and 3, respectively. Plaintiffs also signed the attached agreements, which form the basis of their obligations to CTC and EVC.</w:t>
       </w:r>
       <w:r>
         <w:t xml:space="preserve"> </w:t>
@@ -813,21 +1725,96 @@
     </w:p>
     <w:p>
       <w:pPr>
-        <w:pStyle w:val="Heading2"/>
-      </w:pPr>
-      <w:r>
+        <w:keepNext/>
+        <w:keepLines/>
+        <w:tabs>
+          <w:tab w:val="left" w:pos="720"/>
+        </w:tabs>
+        <w:spacing w:before="480" w:after="240" w:line="276" w:lineRule="exact"/>
+        <w:ind w:left="720" w:hanging="720"/>
+        <w:jc w:val="left"/>
+      </w:pPr>
+      <w:r>
+        <w:rPr>
+          <w:b/>
+          <w:bCs/>
+        </w:rPr>
         <w:t xml:space="preserve">C.</w:t>
       </w:r>
       <w:r>
+        <w:rPr>
+          <w:b/>
+          <w:bCs/>
+        </w:rPr>
         <w:tab/>
       </w:r>
       <w:r>
-        <w:t xml:space="preserve">The IP Manual Determines Awards.</w:t>
-      </w:r>
-    </w:p>
-    <w:p>
-      <w:pPr>
-        <w:pStyle w:val="FirstParagraph"/>
+        <w:rPr>
+          <w:b/>
+          <w:bCs/>
+        </w:rPr>
+        <w:t xml:space="preserve">The</w:t>
+      </w:r>
+      <w:r>
+        <w:rPr>
+          <w:b/>
+          <w:bCs/>
+        </w:rPr>
+        <w:t xml:space="preserve"> </w:t>
+      </w:r>
+      <w:r>
+        <w:rPr>
+          <w:b/>
+          <w:bCs/>
+        </w:rPr>
+        <w:t xml:space="preserve">IP</w:t>
+      </w:r>
+      <w:r>
+        <w:rPr>
+          <w:b/>
+          <w:bCs/>
+        </w:rPr>
+        <w:t xml:space="preserve"> </w:t>
+      </w:r>
+      <w:r>
+        <w:rPr>
+          <w:b/>
+          <w:bCs/>
+        </w:rPr>
+        <w:t xml:space="preserve">Manual</w:t>
+      </w:r>
+      <w:r>
+        <w:rPr>
+          <w:b/>
+          <w:bCs/>
+        </w:rPr>
+        <w:t xml:space="preserve"> </w:t>
+      </w:r>
+      <w:r>
+        <w:rPr>
+          <w:b/>
+          <w:bCs/>
+        </w:rPr>
+        <w:t xml:space="preserve">Determines</w:t>
+      </w:r>
+      <w:r>
+        <w:rPr>
+          <w:b/>
+          <w:bCs/>
+        </w:rPr>
+        <w:t xml:space="preserve"> </w:t>
+      </w:r>
+      <w:r>
+        <w:rPr>
+          <w:b/>
+          <w:bCs/>
+        </w:rPr>
+        <w:t xml:space="preserve">Awards.</w:t>
+      </w:r>
+    </w:p>
+    <w:p>
+      <w:pPr>
+        <w:pStyle w:val="BodyText"/>
       </w:pPr>
       <w:r>
         <w:t xml:space="preserve">Regardless of the IP Manual at issue, CTC, at all relevant times, required employees to be active and in good standing in order to receive any inventive payments under the IP Reward Program.</w:t>
@@ -846,13 +1833,13 @@
         <w:t xml:space="preserve"> </w:t>
       </w:r>
       <w:r>
-        <w:t xml:space="preserve">at ¶ 20. All versions of the IP Manual prohibit Plaintiffs from receiving any incentive payments under the IP Reward Program because they were not active employees in good standing at the time any such alleged awards became due and payable.</w:t>
+        <w:t xml:space="preserve">at ¶ 20. All versions of the IP Manual prohibit Plaintiffs from receiving any incentive payments under the IP Reward Program because they were not active employees in good standing at the time any such alleged awards became due and payable.</w:t>
       </w:r>
       <w:r>
         <w:rPr>
           <w:rStyle w:val="FootnoteReference"/>
         </w:rPr>
-        <w:footnoteReference w:id="20"/>
+        <w:footnoteReference w:id="9"/>
       </w:r>
       <w:r>
         <w:t xml:space="preserve"> </w:t>
@@ -863,35 +1850,203 @@
     </w:p>
     <w:p>
       <w:pPr>
-        <w:pStyle w:val="Heading1"/>
-      </w:pPr>
-      <w:r>
-        <w:t xml:space="preserve">II.</w:t>
-      </w:r>
-      <w:r>
+        <w:keepNext/>
+        <w:keepLines/>
+        <w:spacing w:before="480" w:after="240" w:line="276" w:lineRule="exact"/>
+        <w:ind w:left="0" w:firstLine="0"/>
+        <w:jc w:val="center"/>
+      </w:pPr>
+      <w:r>
+        <w:rPr>
+          <w:b/>
+          <w:bCs/>
+        </w:rPr>
+        <w:t xml:space="preserve">II. </w:t>
+      </w:r>
+      <w:r>
+        <w:rPr>
+          <w:b/>
+          <w:bCs/>
+        </w:rPr>
+        <w:t xml:space="preserve">FACTUAL</w:t>
+      </w:r>
+      <w:r>
+        <w:rPr>
+          <w:b/>
+          <w:bCs/>
+        </w:rPr>
+        <w:t xml:space="preserve"> </w:t>
+      </w:r>
+      <w:r>
+        <w:rPr>
+          <w:b/>
+          <w:bCs/>
+        </w:rPr>
+        <w:t xml:space="preserve">BACKGROUND</w:t>
+      </w:r>
+      <w:r>
+        <w:rPr>
+          <w:b/>
+          <w:bCs/>
+        </w:rPr>
+        <w:t xml:space="preserve"> </w:t>
+      </w:r>
+      <w:r>
+        <w:rPr>
+          <w:b/>
+          <w:bCs/>
+        </w:rPr>
+        <w:t xml:space="preserve">AS</w:t>
+      </w:r>
+      <w:r>
+        <w:rPr>
+          <w:b/>
+          <w:bCs/>
+        </w:rPr>
+        <w:t xml:space="preserve"> </w:t>
+      </w:r>
+      <w:r>
+        <w:rPr>
+          <w:b/>
+          <w:bCs/>
+        </w:rPr>
+        <w:t xml:space="preserve">SET</w:t>
+      </w:r>
+      <w:r>
+        <w:rPr>
+          <w:b/>
+          <w:bCs/>
+        </w:rPr>
+        <w:t xml:space="preserve"> </w:t>
+      </w:r>
+      <w:r>
+        <w:rPr>
+          <w:b/>
+          <w:bCs/>
+        </w:rPr>
+        <w:t xml:space="preserve">FORTH</w:t>
+      </w:r>
+      <w:r>
+        <w:rPr>
+          <w:b/>
+          <w:bCs/>
+        </w:rPr>
+        <w:t xml:space="preserve"> </w:t>
+      </w:r>
+      <w:r>
+        <w:rPr>
+          <w:b/>
+          <w:bCs/>
+        </w:rPr>
+        <w:t xml:space="preserve">IN</w:t>
+      </w:r>
+      <w:r>
+        <w:rPr>
+          <w:b/>
+          <w:bCs/>
+        </w:rPr>
+        <w:t xml:space="preserve"> </w:t>
+      </w:r>
+      <w:r>
+        <w:rPr>
+          <w:b/>
+          <w:bCs/>
+        </w:rPr>
+        <w:t xml:space="preserve">THE</w:t>
+      </w:r>
+      <w:r>
+        <w:rPr>
+          <w:b/>
+          <w:bCs/>
+        </w:rPr>
+        <w:t xml:space="preserve"> </w:t>
+      </w:r>
+      <w:r>
+        <w:rPr>
+          <w:b/>
+          <w:bCs/>
+        </w:rPr>
+        <w:t xml:space="preserve">COMPLAINT</w:t>
+      </w:r>
+    </w:p>
+    <w:p>
+      <w:pPr>
+        <w:keepNext/>
+        <w:keepLines/>
+        <w:tabs>
+          <w:tab w:val="left" w:pos="720"/>
+        </w:tabs>
+        <w:spacing w:before="480" w:after="240" w:line="276" w:lineRule="exact"/>
+        <w:ind w:left="720" w:hanging="720"/>
+        <w:jc w:val="left"/>
+      </w:pPr>
+      <w:r>
+        <w:rPr>
+          <w:b/>
+          <w:bCs/>
+        </w:rPr>
+        <w:t xml:space="preserve">A.</w:t>
+      </w:r>
+      <w:r>
+        <w:rPr>
+          <w:b/>
+          <w:bCs/>
+        </w:rPr>
         <w:tab/>
       </w:r>
       <w:r>
-        <w:t xml:space="preserve">FACTUAL BACKGROUND AS SET FORTH IN THE COMPLAINT</w:t>
-      </w:r>
-    </w:p>
-    <w:p>
-      <w:pPr>
-        <w:pStyle w:val="Heading2"/>
-      </w:pPr>
-      <w:r>
-        <w:t xml:space="preserve">A.</w:t>
-      </w:r>
-      <w:r>
-        <w:tab/>
-      </w:r>
-      <w:r>
-        <w:t xml:space="preserve">Plaintiffs’ Employment with CTC</w:t>
-      </w:r>
-    </w:p>
-    <w:p>
-      <w:pPr>
-        <w:pStyle w:val="FirstParagraph"/>
+        <w:rPr>
+          <w:b/>
+          <w:bCs/>
+        </w:rPr>
+        <w:t xml:space="preserve">Plaintiffs’</w:t>
+      </w:r>
+      <w:r>
+        <w:rPr>
+          <w:b/>
+          <w:bCs/>
+        </w:rPr>
+        <w:t xml:space="preserve"> </w:t>
+      </w:r>
+      <w:r>
+        <w:rPr>
+          <w:b/>
+          <w:bCs/>
+        </w:rPr>
+        <w:t xml:space="preserve">Employment</w:t>
+      </w:r>
+      <w:r>
+        <w:rPr>
+          <w:b/>
+          <w:bCs/>
+        </w:rPr>
+        <w:t xml:space="preserve"> </w:t>
+      </w:r>
+      <w:r>
+        <w:rPr>
+          <w:b/>
+          <w:bCs/>
+        </w:rPr>
+        <w:t xml:space="preserve">with</w:t>
+      </w:r>
+      <w:r>
+        <w:rPr>
+          <w:b/>
+          <w:bCs/>
+        </w:rPr>
+        <w:t xml:space="preserve"> </w:t>
+      </w:r>
+      <w:r>
+        <w:rPr>
+          <w:b/>
+          <w:bCs/>
+        </w:rPr>
+        <w:t xml:space="preserve">CTC</w:t>
+      </w:r>
+    </w:p>
+    <w:p>
+      <w:pPr>
+        <w:pStyle w:val="BodyText"/>
       </w:pPr>
       <w:r>
         <w:t xml:space="preserve">CTC hired Brian Albright (“Albright”) on September 16, 1994.</w:t>
@@ -910,7 +2065,7 @@
         <w:t xml:space="preserve"> </w:t>
       </w:r>
       <w:r>
-        <w:t xml:space="preserve">at ¶ 12. Albright worked for CTC in its Johnstown, Pennsylvania facility from September 16, 1994 through December 31, 2009.</w:t>
+        <w:t xml:space="preserve">at ¶ 12. Albright worked for CTC in its Johnstown, Pennsylvania facility from September 16, 1994 through December 31, 2009.</w:t>
       </w:r>
       <w:r>
         <w:t xml:space="preserve"> </w:t>
@@ -942,7 +2097,7 @@
         <w:t xml:space="preserve"> </w:t>
       </w:r>
       <w:r>
-        <w:t xml:space="preserve">at ¶¶ 12, 55.</w:t>
+        <w:t xml:space="preserve">at ¶¶ 12, 55.</w:t>
       </w:r>
     </w:p>
     <w:p>
@@ -966,7 +2121,7 @@
         <w:t xml:space="preserve"> </w:t>
       </w:r>
       <w:r>
-        <w:t xml:space="preserve">at ¶ 13. Newman transferred to EVC on June 30, 2018 and remained at the Huntsville, Alabama facility until his termination on May 6, 2020, following ARA’s acquisition of the facility.</w:t>
+        <w:t xml:space="preserve">at ¶ 13. Newman transferred to EVC on June 30, 2018 and remained at the Huntsville, Alabama facility until his termination on May 6, 2020, following ARA’s acquisition of the facility.</w:t>
       </w:r>
       <w:r>
         <w:t xml:space="preserve"> </w:t>
@@ -982,7 +2137,7 @@
         <w:t xml:space="preserve"> </w:t>
       </w:r>
       <w:r>
-        <w:t xml:space="preserve">¶¶ 13, 55. EVC hired Jacob Mullins (“Mullins”) on November 18, 2015 in its Huntsville, Alabama facility.</w:t>
+        <w:t xml:space="preserve">¶¶ 13, 55. EVC hired Jacob Mullins (“Mullins”) on November 18, 2015 in its Huntsville, Alabama facility.</w:t>
       </w:r>
       <w:r>
         <w:t xml:space="preserve"> </w:t>
@@ -998,29 +2153,52 @@
         <w:t xml:space="preserve"> </w:t>
       </w:r>
       <w:r>
-        <w:t xml:space="preserve">at ¶ 14.</w:t>
-      </w:r>
-    </w:p>
-    <w:p>
-      <w:pPr>
-        <w:pStyle w:val="Heading1"/>
-      </w:pPr>
-      <w:r>
-        <w:t xml:space="preserve">III.</w:t>
-      </w:r>
-      <w:r>
-        <w:tab/>
-      </w:r>
-      <w:r>
-        <w:t xml:space="preserve">LEGAL STANDARD</w:t>
-      </w:r>
-    </w:p>
-    <w:p>
-      <w:pPr>
-        <w:pStyle w:val="FirstParagraph"/>
-      </w:pPr>
-      <w:r>
-        <w:t xml:space="preserve">To withstand a motion to dismiss under Fed. R. Civ. P. 12(b)(6), a complaint must allege “enough facts to state a claim for relief that is plausible on its face.”</w:t>
+        <w:t xml:space="preserve">at ¶ 14.</w:t>
+      </w:r>
+    </w:p>
+    <w:p>
+      <w:pPr>
+        <w:keepNext/>
+        <w:keepLines/>
+        <w:spacing w:before="480" w:after="240" w:line="276" w:lineRule="exact"/>
+        <w:ind w:left="0" w:firstLine="0"/>
+        <w:jc w:val="center"/>
+      </w:pPr>
+      <w:r>
+        <w:rPr>
+          <w:b/>
+          <w:bCs/>
+        </w:rPr>
+        <w:t xml:space="preserve">III. </w:t>
+      </w:r>
+      <w:r>
+        <w:rPr>
+          <w:b/>
+          <w:bCs/>
+        </w:rPr>
+        <w:t xml:space="preserve">LEGAL</w:t>
+      </w:r>
+      <w:r>
+        <w:rPr>
+          <w:b/>
+          <w:bCs/>
+        </w:rPr>
+        <w:t xml:space="preserve"> </w:t>
+      </w:r>
+      <w:r>
+        <w:rPr>
+          <w:b/>
+          <w:bCs/>
+        </w:rPr>
+        <w:t xml:space="preserve">STANDARD</w:t>
+      </w:r>
+    </w:p>
+    <w:p>
+      <w:pPr>
+        <w:pStyle w:val="BodyText"/>
+      </w:pPr>
+      <w:r>
+        <w:t xml:space="preserve">To withstand a motion to dismiss under Fed. R. Civ. P. 12(b)⁠(6), a complaint must allege “enough facts to state a claim for relief that is plausible on its face.”</w:t>
       </w:r>
       <w:r>
         <w:t xml:space="preserve"> </w:t>
@@ -1030,7 +2208,7 @@
           <w:i/>
           <w:iCs/>
         </w:rPr>
-        <w:t xml:space="preserve">Bell Atl. Corp. v. Twombly</w:t>
+        <w:t xml:space="preserve">Bell Atl. Corp. v. Twombly</w:t>
       </w:r>
       <w:r>
         <w:t xml:space="preserve">, 550 U.S. 544, 570 (2007). “A claim has facial plausibility when the pleaded factual content allows the court to draw the reasonable inference that the defendant is liable for the misconduct alleged.”</w:t>
@@ -1090,35 +2268,161 @@
     </w:p>
     <w:p>
       <w:pPr>
-        <w:pStyle w:val="Heading1"/>
-      </w:pPr>
-      <w:r>
-        <w:t xml:space="preserve">IV.</w:t>
-      </w:r>
-      <w:r>
+        <w:keepNext/>
+        <w:keepLines/>
+        <w:spacing w:before="480" w:after="240" w:line="276" w:lineRule="exact"/>
+        <w:ind w:left="0" w:firstLine="0"/>
+        <w:jc w:val="center"/>
+      </w:pPr>
+      <w:r>
+        <w:rPr>
+          <w:b/>
+          <w:bCs/>
+        </w:rPr>
+        <w:t xml:space="preserve">IV. </w:t>
+      </w:r>
+      <w:r>
+        <w:rPr>
+          <w:b/>
+          <w:bCs/>
+        </w:rPr>
+        <w:t xml:space="preserve">ARGUMENT</w:t>
+      </w:r>
+    </w:p>
+    <w:p>
+      <w:pPr>
+        <w:keepNext/>
+        <w:keepLines/>
+        <w:tabs>
+          <w:tab w:val="left" w:pos="720"/>
+        </w:tabs>
+        <w:spacing w:before="480" w:after="240" w:line="276" w:lineRule="exact"/>
+        <w:ind w:left="720" w:hanging="720"/>
+        <w:jc w:val="left"/>
+      </w:pPr>
+      <w:r>
+        <w:rPr>
+          <w:b/>
+          <w:bCs/>
+        </w:rPr>
+        <w:t xml:space="preserve">A.</w:t>
+      </w:r>
+      <w:r>
+        <w:rPr>
+          <w:b/>
+          <w:bCs/>
+        </w:rPr>
         <w:tab/>
       </w:r>
       <w:r>
-        <w:t xml:space="preserve">ARGUMENT</w:t>
-      </w:r>
-    </w:p>
-    <w:p>
-      <w:pPr>
-        <w:pStyle w:val="Heading2"/>
-      </w:pPr>
-      <w:r>
-        <w:t xml:space="preserve">A.</w:t>
-      </w:r>
-      <w:r>
-        <w:tab/>
-      </w:r>
-      <w:r>
-        <w:t xml:space="preserve">Plaintiffs’ Claims for Punitive Damages and Attorneys’ Fees</w:t>
-      </w:r>
-    </w:p>
-    <w:p>
-      <w:pPr>
-        <w:pStyle w:val="FirstParagraph"/>
+        <w:rPr>
+          <w:b/>
+          <w:bCs/>
+        </w:rPr>
+        <w:t xml:space="preserve">Plaintiffs’</w:t>
+      </w:r>
+      <w:r>
+        <w:rPr>
+          <w:b/>
+          <w:bCs/>
+        </w:rPr>
+        <w:t xml:space="preserve"> </w:t>
+      </w:r>
+      <w:r>
+        <w:rPr>
+          <w:b/>
+          <w:bCs/>
+        </w:rPr>
+        <w:t xml:space="preserve">Claims</w:t>
+      </w:r>
+      <w:r>
+        <w:rPr>
+          <w:b/>
+          <w:bCs/>
+        </w:rPr>
+        <w:t xml:space="preserve"> </w:t>
+      </w:r>
+      <w:r>
+        <w:rPr>
+          <w:b/>
+          <w:bCs/>
+        </w:rPr>
+        <w:t xml:space="preserve">for</w:t>
+      </w:r>
+      <w:r>
+        <w:rPr>
+          <w:b/>
+          <w:bCs/>
+        </w:rPr>
+        <w:t xml:space="preserve"> </w:t>
+      </w:r>
+      <w:r>
+        <w:rPr>
+          <w:b/>
+          <w:bCs/>
+        </w:rPr>
+        <w:t xml:space="preserve">Punitive</w:t>
+      </w:r>
+      <w:r>
+        <w:rPr>
+          <w:b/>
+          <w:bCs/>
+        </w:rPr>
+        <w:t xml:space="preserve"> </w:t>
+      </w:r>
+      <w:r>
+        <w:rPr>
+          <w:b/>
+          <w:bCs/>
+        </w:rPr>
+        <w:t xml:space="preserve">Damages</w:t>
+      </w:r>
+      <w:r>
+        <w:rPr>
+          <w:b/>
+          <w:bCs/>
+        </w:rPr>
+        <w:t xml:space="preserve"> </w:t>
+      </w:r>
+      <w:r>
+        <w:rPr>
+          <w:b/>
+          <w:bCs/>
+        </w:rPr>
+        <w:t xml:space="preserve">and</w:t>
+      </w:r>
+      <w:r>
+        <w:rPr>
+          <w:b/>
+          <w:bCs/>
+        </w:rPr>
+        <w:t xml:space="preserve"> </w:t>
+      </w:r>
+      <w:r>
+        <w:rPr>
+          <w:b/>
+          <w:bCs/>
+        </w:rPr>
+        <w:t xml:space="preserve">Attorneys’</w:t>
+      </w:r>
+      <w:r>
+        <w:rPr>
+          <w:b/>
+          <w:bCs/>
+        </w:rPr>
+        <w:t xml:space="preserve"> </w:t>
+      </w:r>
+      <w:r>
+        <w:rPr>
+          <w:b/>
+          <w:bCs/>
+        </w:rPr>
+        <w:t xml:space="preserve">Fees</w:t>
+      </w:r>
+    </w:p>
+    <w:p>
+      <w:pPr>
+        <w:pStyle w:val="BodyText"/>
       </w:pPr>
       <w:r>
         <w:t xml:space="preserve">Plaintiffs seek punitive damages and attorneys’ fees in connection with their claims for breach of contract, unjust enrichment, and IIED. Claims for breach of contract and unjust enrichment cannot not provide a basis for recovery of punitive damages and attorneys’ fees.</w:t>
@@ -1131,10 +2435,10 @@
           <w:i/>
           <w:iCs/>
         </w:rPr>
-        <w:t xml:space="preserve">Northridge Vill., LP v. Travelers Indem. Co. of Conn.</w:t>
-      </w:r>
-      <w:r>
-        <w:t xml:space="preserve">, 2016 WL 7428211 (E.D. Pa. Jan. 21, 2016); quoting</w:t>
+        <w:t xml:space="preserve">Northridge Vill., LP v. Travelers Indem. Co. of Conn.</w:t>
+      </w:r>
+      <w:r>
+        <w:t xml:space="preserve">, 2016 WL 7428211 (E.D. Pa. Jan. 21, 2016); quoting</w:t>
       </w:r>
       <w:r>
         <w:t xml:space="preserve"> </w:t>
@@ -1160,7 +2464,7 @@
         <w:t xml:space="preserve">see also Mozzo v. Progressive Ins. Co.</w:t>
       </w:r>
       <w:r>
-        <w:t xml:space="preserve">, 2015 WL 56740 192, *4 (E.D. Pa. Jan. 5, 2015) (“[A]ttorneys’ fees are not available for breach of contract absent express statutory authorization, clear agreement between the parties, or a clear exception.”); citing</w:t>
+        <w:t xml:space="preserve">, 2015 WL 56740 192, *4 (E.D. Pa. Jan. 5, 2015) (“[A]ttorneys’ fees are not available for breach of contract absent express statutory authorization, clear agreement between the parties, or a clear exception.”); citing</w:t>
       </w:r>
       <w:r>
         <w:t xml:space="preserve"> </w:t>
@@ -1173,7 +2477,13 @@
         <w:t xml:space="preserve">Hardt v. Reliance Standard Life Ins. Co.</w:t>
       </w:r>
       <w:r>
-        <w:t xml:space="preserve">, 560 U.S. 242 , 252-53 (2010);</w:t>
+        <w:t xml:space="preserve">, 560 U.S. 242 , 252</w:t>
+      </w:r>
+      <w:r>
+        <w:noBreakHyphen/>
+      </w:r>
+      <w:r>
+        <w:t xml:space="preserve">53 (2010);</w:t>
       </w:r>
       <w:r>
         <w:t xml:space="preserve"> </w:t>
@@ -1186,7 +2496,7 @@
         <w:t xml:space="preserve">Sunshine v. Reassure America Life Ins. Co.</w:t>
       </w:r>
       <w:r>
-        <w:t xml:space="preserve">, 2012 WL 748669 (E.D. Pa. Mar. 6, 2012) (“[Plaintiff] cannot recover punitive damages for his claim of unjust enrichment”).</w:t>
+        <w:t xml:space="preserve">, 2012 WL 748669 (E.D. Pa. Mar. 6, 2012) (“[Plaintiff] cannot recover punitive damages for his claim of unjust enrichment”).</w:t>
       </w:r>
     </w:p>
     <w:p>
@@ -1257,7 +2567,7 @@
         <w:t xml:space="preserve"> </w:t>
       </w:r>
       <w:r>
-        <w:t xml:space="preserve">at p. 25.</w:t>
+        <w:t xml:space="preserve">at p. 25.</w:t>
       </w:r>
     </w:p>
     <w:p>
@@ -1278,7 +2588,7 @@
         <w:t xml:space="preserve">See Salvio v. Amgen Inc.</w:t>
       </w:r>
       <w:r>
-        <w:t xml:space="preserve">, 2012 WL 517446 (W.D. Pa. Feb. 15, 2012) (Plaintiff failed to allege any conduct that would rise to the level of seriousness necessary for imposing punitive damages and to satisfy the pleading standard.);</w:t>
+        <w:t xml:space="preserve">, 2012 WL 517446 (W.D. Pa. Feb. 15, 2012) (Plaintiff failed to allege any conduct that would rise to the level of seriousness necessary for imposing punitive damages and to satisfy the pleading standard.);</w:t>
       </w:r>
       <w:r>
         <w:t xml:space="preserve"> </w:t>
@@ -1291,12 +2601,12 @@
         <w:t xml:space="preserve">see also Allergino v. Conway E&amp;S, Inc.</w:t>
       </w:r>
       <w:r>
-        <w:t xml:space="preserve">, 2010 WL 3943939 at *11 (W.D. Pa. Oct. 6, 2010) (dismissing punitive damages claim where “the factual allegations proffered in support of [plaintiff’s] assertions of ‘reckless and careless’ conduct and ‘evil intent and motive’ were not sufficient to support a claim for punitive damages.”).</w:t>
-      </w:r>
-    </w:p>
-    <w:p>
-      <w:pPr>
-        <w:pStyle w:val="BodyText"/>
+        <w:t xml:space="preserve">, 2010 WL 3943939 at *11 (W.D. Pa. Oct. 6, 2010) (dismissing punitive damages claim where “the factual allegations proffered in support of [plaintiff’s] assertions of ‘reckless and careless’ conduct and ‘evil intent and motive’ were not sufficient to support a claim for punitive damages.”).</w:t>
+      </w:r>
+    </w:p>
+    <w:p>
+      <w:pPr>
+        <w:pStyle w:val="BodyTextKeep"/>
       </w:pPr>
       <w:r>
         <w:t xml:space="preserve">Therefore, the Court should dismiss Plaintiffs’ claims for punitive damages and attorneys’ fees.</w:t>
@@ -1304,45 +2614,122 @@
     </w:p>
     <w:p>
       <w:pPr>
-        <w:pStyle w:val="SingleGap"/>
-      </w:pPr>
-      <w:r>
-        <w:t xml:space="preserve">Date: September 7, 2021</w:t>
-      </w:r>
-    </w:p>
-    <w:p>
-      <w:pPr>
-        <w:pStyle w:val="SigGap"/>
-      </w:pPr>
-      <w:r>
-        <w:t xml:space="preserve">Respectfully submitted,</w:t>
-      </w:r>
-    </w:p>
-    <w:p>
-      <w:pPr>
-        <w:pStyle w:val="Single"/>
-        <w:spacing w:before="0" w:after="0" w:line="520" w:lineRule="exact"/>
-      </w:pPr>
-    </w:p>
-    <w:p>
-      <w:pPr>
-        <w:pStyle w:val="SigGap"/>
-      </w:pPr>
-      <w:r>
-        <w:t xml:space="preserve">s/ Jaime S. Tuite</w:t>
-      </w:r>
-    </w:p>
-    <w:p>
-      <w:pPr>
-        <w:pStyle w:val="Sig"/>
-      </w:pPr>
-      <w:r>
-        <w:t xml:space="preserve">Jaime S. Tuite (PA 87566)</w:t>
-      </w:r>
-    </w:p>
-    <w:p>
-      <w:pPr>
-        <w:pStyle w:val="Sig"/>
+        <w:keepNext/>
+        <w:keepLines/>
+        <w:spacing w:before="480" w:after="0" w:line="276" w:lineRule="exact"/>
+        <w:ind w:left="0" w:firstLine="0"/>
+        <w:jc w:val="left"/>
+      </w:pPr>
+      <w:r>
+        <w:t xml:space="preserve">Date: </w:t>
+      </w:r>
+      <w:r>
+        <w:t xml:space="preserve">September</w:t>
+      </w:r>
+      <w:r>
+        <w:t xml:space="preserve"> </w:t>
+      </w:r>
+      <w:r>
+        <w:t xml:space="preserve">7,</w:t>
+      </w:r>
+      <w:r>
+        <w:t xml:space="preserve"> </w:t>
+      </w:r>
+      <w:r>
+        <w:t xml:space="preserve">2021</w:t>
+      </w:r>
+    </w:p>
+    <w:p>
+      <w:pPr>
+        <w:keepNext/>
+        <w:keepLines/>
+        <w:spacing w:before="480" w:after="0" w:line="276" w:lineRule="exact"/>
+        <w:ind w:left="4320" w:firstLine="0"/>
+        <w:jc w:val="left"/>
+      </w:pPr>
+      <w:r>
+        <w:t xml:space="preserve">Respectfully</w:t>
+      </w:r>
+      <w:r>
+        <w:t xml:space="preserve"> </w:t>
+      </w:r>
+      <w:r>
+        <w:t xml:space="preserve">submitted,</w:t>
+      </w:r>
+    </w:p>
+    <w:p>
+      <w:pPr>
+        <w:keepNext/>
+        <w:keepLines/>
+        <w:spacing w:before="480" w:after="0" w:line="276" w:lineRule="exact"/>
+        <w:ind w:left="4320" w:firstLine="0"/>
+        <w:jc w:val="left"/>
+      </w:pPr>
+      <w:r>
+        <w:t xml:space="preserve">s/</w:t>
+      </w:r>
+      <w:r>
+        <w:t xml:space="preserve"> </w:t>
+      </w:r>
+      <w:r>
+        <w:t xml:space="preserve">Jaime</w:t>
+      </w:r>
+      <w:r>
+        <w:t xml:space="preserve"> </w:t>
+      </w:r>
+      <w:r>
+        <w:t xml:space="preserve">S.</w:t>
+      </w:r>
+      <w:r>
+        <w:t xml:space="preserve"> </w:t>
+      </w:r>
+      <w:r>
+        <w:t xml:space="preserve">Tuite</w:t>
+      </w:r>
+    </w:p>
+    <w:p>
+      <w:pPr>
+        <w:keepNext/>
+        <w:keepLines/>
+        <w:spacing w:before="0" w:after="0" w:line="276" w:lineRule="exact"/>
+        <w:ind w:left="4320" w:firstLine="0"/>
+        <w:jc w:val="left"/>
+      </w:pPr>
+      <w:r>
+        <w:t xml:space="preserve">Jaime</w:t>
+      </w:r>
+      <w:r>
+        <w:t xml:space="preserve"> </w:t>
+      </w:r>
+      <w:r>
+        <w:t xml:space="preserve">S.</w:t>
+      </w:r>
+      <w:r>
+        <w:t xml:space="preserve"> </w:t>
+      </w:r>
+      <w:r>
+        <w:t xml:space="preserve">Tuite</w:t>
+      </w:r>
+      <w:r>
+        <w:t xml:space="preserve"> </w:t>
+      </w:r>
+      <w:r>
+        <w:t xml:space="preserve">(PA</w:t>
+      </w:r>
+      <w:r>
+        <w:t xml:space="preserve"> </w:t>
+      </w:r>
+      <w:r>
+        <w:t xml:space="preserve">87566)</w:t>
+      </w:r>
+    </w:p>
+    <w:p>
+      <w:pPr>
+        <w:keepNext/>
+        <w:keepLines/>
+        <w:spacing w:before="0" w:after="0" w:line="276" w:lineRule="exact"/>
+        <w:ind w:left="4320" w:firstLine="0"/>
+        <w:jc w:val="left"/>
       </w:pPr>
       <w:r>
         <w:t xml:space="preserve">jaime.tuite@bipc.com</w:t>
@@ -1350,15 +2737,47 @@
     </w:p>
     <w:p>
       <w:pPr>
-        <w:pStyle w:val="Sig"/>
-      </w:pPr>
-      <w:r>
-        <w:t xml:space="preserve">Marjorie F. Bagnato (PA 313557)</w:t>
-      </w:r>
-    </w:p>
-    <w:p>
-      <w:pPr>
-        <w:pStyle w:val="Sig"/>
+        <w:keepNext/>
+        <w:keepLines/>
+        <w:spacing w:before="0" w:after="0" w:line="276" w:lineRule="exact"/>
+        <w:ind w:left="4320" w:firstLine="0"/>
+        <w:jc w:val="left"/>
+      </w:pPr>
+      <w:r>
+        <w:t xml:space="preserve">Marjorie</w:t>
+      </w:r>
+      <w:r>
+        <w:t xml:space="preserve"> </w:t>
+      </w:r>
+      <w:r>
+        <w:t xml:space="preserve">F.</w:t>
+      </w:r>
+      <w:r>
+        <w:t xml:space="preserve"> </w:t>
+      </w:r>
+      <w:r>
+        <w:t xml:space="preserve">Bagnato</w:t>
+      </w:r>
+      <w:r>
+        <w:t xml:space="preserve"> </w:t>
+      </w:r>
+      <w:r>
+        <w:t xml:space="preserve">(PA</w:t>
+      </w:r>
+      <w:r>
+        <w:t xml:space="preserve"> </w:t>
+      </w:r>
+      <w:r>
+        <w:t xml:space="preserve">313557)</w:t>
+      </w:r>
+    </w:p>
+    <w:p>
+      <w:pPr>
+        <w:keepNext/>
+        <w:keepLines/>
+        <w:spacing w:before="0" w:after="0" w:line="276" w:lineRule="exact"/>
+        <w:ind w:left="4320" w:firstLine="0"/>
+        <w:jc w:val="left"/>
       </w:pPr>
       <w:r>
         <w:t xml:space="preserve">marjorie.bagnato@bipc.com</w:t>
@@ -1366,69 +2785,215 @@
     </w:p>
     <w:p>
       <w:pPr>
-        <w:pStyle w:val="Sig"/>
-      </w:pPr>
-      <w:r>
-        <w:t xml:space="preserve">BUCHANAN INGERSOLL &amp; ROONEY PC</w:t>
-      </w:r>
-    </w:p>
-    <w:p>
-      <w:pPr>
-        <w:pStyle w:val="Sig"/>
-      </w:pPr>
-      <w:r>
-        <w:t xml:space="preserve">Union Trust Building</w:t>
-      </w:r>
-    </w:p>
-    <w:p>
-      <w:pPr>
-        <w:pStyle w:val="Sig"/>
-      </w:pPr>
-      <w:r>
-        <w:t xml:space="preserve">501 Grant St., Suite 200</w:t>
-      </w:r>
-    </w:p>
-    <w:p>
-      <w:pPr>
-        <w:pStyle w:val="Sig"/>
-      </w:pPr>
-      <w:r>
-        <w:t xml:space="preserve">Pittsburgh, PA 15219</w:t>
-      </w:r>
-    </w:p>
-    <w:p>
-      <w:pPr>
-        <w:pStyle w:val="Sig"/>
-      </w:pPr>
-      <w:r>
-        <w:t xml:space="preserve">Telephone: 412-562-8800</w:t>
-      </w:r>
-    </w:p>
-    <w:p>
-      <w:pPr>
-        <w:pStyle w:val="Sig"/>
-      </w:pPr>
-      <w:r>
-        <w:t xml:space="preserve">Fax: 412-562-1041</w:t>
-      </w:r>
-    </w:p>
-    <w:p>
-      <w:pPr>
-        <w:pStyle w:val="Sig"/>
+        <w:keepNext/>
+        <w:keepLines/>
+        <w:spacing w:before="0" w:after="0" w:line="276" w:lineRule="exact"/>
+        <w:ind w:left="4320" w:firstLine="0"/>
+        <w:jc w:val="left"/>
+      </w:pPr>
+      <w:r>
+        <w:t xml:space="preserve">BUCHANAN</w:t>
+      </w:r>
+      <w:r>
+        <w:t xml:space="preserve"> </w:t>
+      </w:r>
+      <w:r>
+        <w:t xml:space="preserve">INGERSOLL</w:t>
+      </w:r>
+      <w:r>
+        <w:t xml:space="preserve"> </w:t>
+      </w:r>
+      <w:r>
+        <w:t xml:space="preserve">&amp;</w:t>
+      </w:r>
+      <w:r>
+        <w:t xml:space="preserve"> </w:t>
+      </w:r>
+      <w:r>
+        <w:t xml:space="preserve">ROONEY</w:t>
+      </w:r>
+      <w:r>
+        <w:t xml:space="preserve"> </w:t>
+      </w:r>
+      <w:r>
+        <w:t xml:space="preserve">PC</w:t>
+      </w:r>
+    </w:p>
+    <w:p>
+      <w:pPr>
+        <w:keepNext/>
+        <w:keepLines/>
+        <w:spacing w:before="0" w:after="0" w:line="276" w:lineRule="exact"/>
+        <w:ind w:left="4320" w:firstLine="0"/>
+        <w:jc w:val="left"/>
+      </w:pPr>
+      <w:r>
+        <w:t xml:space="preserve">Union</w:t>
+      </w:r>
+      <w:r>
+        <w:t xml:space="preserve"> </w:t>
+      </w:r>
+      <w:r>
+        <w:t xml:space="preserve">Trust</w:t>
+      </w:r>
+      <w:r>
+        <w:t xml:space="preserve"> </w:t>
+      </w:r>
+      <w:r>
+        <w:t xml:space="preserve">Building</w:t>
+      </w:r>
+    </w:p>
+    <w:p>
+      <w:pPr>
+        <w:keepNext/>
+        <w:keepLines/>
+        <w:spacing w:before="0" w:after="0" w:line="276" w:lineRule="exact"/>
+        <w:ind w:left="4320" w:firstLine="0"/>
+        <w:jc w:val="left"/>
+      </w:pPr>
+      <w:r>
+        <w:t xml:space="preserve">501</w:t>
+      </w:r>
+      <w:r>
+        <w:t xml:space="preserve"> </w:t>
+      </w:r>
+      <w:r>
+        <w:t xml:space="preserve">Grant</w:t>
+      </w:r>
+      <w:r>
+        <w:t xml:space="preserve"> </w:t>
+      </w:r>
+      <w:r>
+        <w:t xml:space="preserve">St.,</w:t>
+      </w:r>
+      <w:r>
+        <w:t xml:space="preserve"> </w:t>
+      </w:r>
+      <w:r>
+        <w:t xml:space="preserve">Suite</w:t>
+      </w:r>
+      <w:r>
+        <w:t xml:space="preserve"> </w:t>
+      </w:r>
+      <w:r>
+        <w:t xml:space="preserve">200</w:t>
+      </w:r>
+    </w:p>
+    <w:p>
+      <w:pPr>
+        <w:keepNext/>
+        <w:keepLines/>
+        <w:spacing w:before="0" w:after="0" w:line="276" w:lineRule="exact"/>
+        <w:ind w:left="4320" w:firstLine="0"/>
+        <w:jc w:val="left"/>
+      </w:pPr>
+      <w:r>
+        <w:t xml:space="preserve">Pittsburgh,</w:t>
+      </w:r>
+      <w:r>
+        <w:t xml:space="preserve"> </w:t>
+      </w:r>
+      <w:r>
+        <w:t xml:space="preserve">PA</w:t>
+      </w:r>
+      <w:r>
+        <w:t xml:space="preserve"> </w:t>
+      </w:r>
+      <w:r>
+        <w:t xml:space="preserve">15219</w:t>
+      </w:r>
+    </w:p>
+    <w:p>
+      <w:pPr>
+        <w:keepNext/>
+        <w:keepLines/>
+        <w:spacing w:before="0" w:after="0" w:line="276" w:lineRule="exact"/>
+        <w:ind w:left="4320" w:firstLine="0"/>
+        <w:jc w:val="left"/>
+      </w:pPr>
+      <w:r>
+        <w:t xml:space="preserve">Telephone:</w:t>
+      </w:r>
+      <w:r>
+        <w:t xml:space="preserve"> </w:t>
+      </w:r>
+      <w:r>
+        <w:t xml:space="preserve">412</w:t>
+        <w:noBreakHyphen/>
+        <w:t xml:space="preserve">562</w:t>
+        <w:noBreakHyphen/>
+        <w:t xml:space="preserve">8800</w:t>
+      </w:r>
+    </w:p>
+    <w:p>
+      <w:pPr>
+        <w:keepNext/>
+        <w:keepLines/>
+        <w:spacing w:before="0" w:after="0" w:line="276" w:lineRule="exact"/>
+        <w:ind w:left="4320" w:firstLine="0"/>
+        <w:jc w:val="left"/>
+      </w:pPr>
+      <w:r>
+        <w:t xml:space="preserve">Fax:</w:t>
+      </w:r>
+      <w:r>
+        <w:t xml:space="preserve"> </w:t>
+      </w:r>
+      <w:r>
+        <w:t xml:space="preserve">412</w:t>
+        <w:noBreakHyphen/>
+        <w:t xml:space="preserve">562</w:t>
+        <w:noBreakHyphen/>
+        <w:t xml:space="preserve">1041</w:t>
+      </w:r>
+    </w:p>
+    <w:p>
+      <w:pPr>
+        <w:spacing w:before="0" w:after="0" w:line="276" w:lineRule="exact"/>
+        <w:ind w:left="4320" w:firstLine="0"/>
+        <w:jc w:val="left"/>
       </w:pPr>
       <w:r>
         <w:rPr>
           <w:i/>
           <w:iCs/>
         </w:rPr>
-        <w:t xml:space="preserve">Attorneys for Defendants</w:t>
+        <w:t xml:space="preserve">Attorneys</w:t>
+      </w:r>
+      <w:r>
+        <w:rPr>
+          <w:i/>
+          <w:iCs/>
+        </w:rPr>
+        <w:t xml:space="preserve"> </w:t>
+      </w:r>
+      <w:r>
+        <w:rPr>
+          <w:i/>
+          <w:iCs/>
+        </w:rPr>
+        <w:t xml:space="preserve">for</w:t>
+      </w:r>
+      <w:r>
+        <w:rPr>
+          <w:i/>
+          <w:iCs/>
+        </w:rPr>
+        <w:t xml:space="preserve"> </w:t>
+      </w:r>
+      <w:r>
+        <w:rPr>
+          <w:i/>
+          <w:iCs/>
+        </w:rPr>
+        <w:t xml:space="preserve">Defendants</w:t>
       </w:r>
     </w:p>
     <w:sectPr>
-      <w:footerReference r:id="rId9" w:type="default"/>
-      <w:pgSz w:h="15840" w:w="12240"/>
-      <w:pgMar w:bottom="1440" w:footer="720" w:gutter="0" w:header="720" w:left="1440" w:right="1440" w:top="1440"/>
-      <w:pgNumType w:start="1"/>
+      <w:footerReference w:type="default" r:id="rIdPawdPage"/>
+      <w:pgSz w:w="12240" w:h="15840"/>
+      <w:pgMar w:top="1440" w:right="1440" w:bottom="1440" w:left="1440" w:header="720" w:footer="720" w:gutter="0"/>
+      <w:pgNumType w:fmt="decimal" w:start="1"/>
     </w:sectPr>
   </w:body>
 </w:document>
@@ -1442,38 +3007,21 @@
 <w:ftr xmlns:w="http://schemas.openxmlformats.org/wordprocessingml/2006/main" xmlns:r="http://schemas.openxmlformats.org/officeDocument/2006/relationships">
   <w:p>
     <w:pPr>
-      <w:spacing w:before="0" w:after="0" w:line="240" w:lineRule="auto"/>
-      <w:ind w:firstLine="0"/>
       <w:jc w:val="center"/>
     </w:pPr>
     <w:r>
-      <w:rPr>
-        <w:sz w:val="26"/>
-      </w:rPr>
       <w:fldChar w:fldCharType="begin"/>
     </w:r>
     <w:r>
-      <w:rPr>
-        <w:sz w:val="26"/>
-      </w:rPr>
       <w:instrText xml:space="preserve"> PAGE </w:instrText>
     </w:r>
     <w:r>
-      <w:rPr>
-        <w:sz w:val="26"/>
-      </w:rPr>
       <w:fldChar w:fldCharType="separate"/>
     </w:r>
     <w:r>
-      <w:rPr>
-        <w:sz w:val="26"/>
-      </w:rPr>
       <w:t>1</w:t>
     </w:r>
     <w:r>
-      <w:rPr>
-        <w:sz w:val="26"/>
-      </w:rPr>
       <w:fldChar w:fldCharType="end"/>
     </w:r>
   </w:p>
@@ -1496,7 +3044,7 @@
       </w:r>
     </w:p>
   </w:footnote>
-  <w:footnote w:id="20">
+  <w:footnote w:id="9">
     <w:p>
       <w:pPr>
         <w:pStyle w:val="FootnoteText"/>
@@ -1516,6 +3064,99 @@
     </w:p>
   </w:footnote>
 </w:footnotes>
+</file>
+
+<file path=word/ftr-add.xml><?xml version="1.0" encoding="utf-8"?>
+<w:ftr xmlns:w="http://schemas.openxmlformats.org/wordprocessingml/2006/main" xmlns:r="http://schemas.openxmlformats.org/officeDocument/2006/relationships">
+  <w:p>
+    <w:pPr>
+      <w:spacing w:before="0" w:after="0"/>
+      <w:jc w:val="center"/>
+    </w:pPr>
+    <w:r>
+      <w:t>Add-</w:t>
+    </w:r>
+    <w:r>
+      <w:fldChar w:fldCharType="begin"/>
+    </w:r>
+    <w:r>
+      <w:instrText xml:space="preserve"> PAGE </w:instrText>
+    </w:r>
+    <w:r>
+      <w:fldChar w:fldCharType="separate"/>
+    </w:r>
+    <w:r>
+      <w:t>1</w:t>
+    </w:r>
+    <w:r>
+      <w:fldChar w:fldCharType="end"/>
+    </w:r>
+  </w:p>
+</w:ftr>
+</file>
+
+<file path=word/ftr-none.xml><?xml version="1.0" encoding="utf-8"?>
+<w:ftr xmlns:w="http://schemas.openxmlformats.org/wordprocessingml/2006/main" xmlns:r="http://schemas.openxmlformats.org/officeDocument/2006/relationships">
+  <w:p>
+    <w:pPr>
+      <w:spacing w:before="0" w:after="0"/>
+      <w:jc w:val="center"/>
+    </w:pPr>
+  </w:p>
+</w:ftr>
+</file>
+
+<file path=word/ftr-own1.xml><?xml version="1.0" encoding="utf-8"?>
+<w:ftr xmlns:w="http://schemas.openxmlformats.org/wordprocessingml/2006/main" xmlns:r="http://schemas.openxmlformats.org/officeDocument/2006/relationships">
+  <w:p>
+    <w:pPr>
+      <w:spacing w:before="0" w:after="0" w:line="276" w:lineRule="exact"/>
+      <w:ind w:left="0" w:firstLine="0"/>
+      <w:jc w:val="center"/>
+    </w:pPr>
+    <w:r>
+      <w:fldChar w:fldCharType="begin"/>
+    </w:r>
+    <w:r>
+      <w:instrText xml:space="preserve"> PAGE </w:instrText>
+    </w:r>
+    <w:r>
+      <w:fldChar w:fldCharType="separate"/>
+    </w:r>
+    <w:r>
+      <w:t>1</w:t>
+    </w:r>
+    <w:r>
+      <w:fldChar w:fldCharType="end"/>
+    </w:r>
+  </w:p>
+</w:ftr>
+</file>
+
+<file path=word/ftr-page.xml><?xml version="1.0" encoding="utf-8"?>
+<w:ftr xmlns:w="http://schemas.openxmlformats.org/wordprocessingml/2006/main" xmlns:r="http://schemas.openxmlformats.org/officeDocument/2006/relationships">
+  <w:p>
+    <w:pPr>
+      <w:spacing w:before="0" w:after="0"/>
+      <w:jc w:val="center"/>
+    </w:pPr>
+    <w:r>
+      <w:fldChar w:fldCharType="begin"/>
+    </w:r>
+    <w:r>
+      <w:instrText xml:space="preserve"> PAGE </w:instrText>
+    </w:r>
+    <w:r>
+      <w:fldChar w:fldCharType="separate"/>
+    </w:r>
+    <w:r>
+      <w:t>1</w:t>
+    </w:r>
+    <w:r>
+      <w:fldChar w:fldCharType="end"/>
+    </w:r>
+  </w:p>
+</w:ftr>
 </file>
 
 <file path=word/numbering.xml><?xml version="1.0" encoding="utf-8"?>
@@ -1607,83 +3248,80 @@
   <w:docDefaults>
     <w:rPrDefault>
       <w:rPr>
-        <w:rFonts w:ascii="EB Garamond" w:cs="EB Garamond" w:eastAsia="EB Garamond" w:hAnsi="EB Garamond"/>
-        <w:sz w:val="26"/>
-        <w:szCs w:val="26"/>
-        <w:lang w:bidi="ar-SA" w:eastAsia="en-US" w:val="en-US"/>
+        <w:rFonts w:ascii="Times New Roman" w:hAnsi="Times New Roman" w:eastAsia="Times New Roman" w:cs="Times New Roman"/>
+        <w:sz w:val="24"/>
+        <w:szCs w:val="24"/>
+        <w:lang w:val="en-US" w:eastAsia="zh-CN" w:bidi="ar-SA"/>
       </w:rPr>
     </w:rPrDefault>
     <w:pPrDefault>
       <w:pPr>
+        <w:widowControl/>
         <w:spacing w:after="0"/>
       </w:pPr>
     </w:pPrDefault>
   </w:docDefaults>
-  <w:latentStyles w:count="276" w:defLockedState="0" w:defQFormat="0" w:defSemiHidden="0" w:defUIPriority="0" w:defUnhideWhenUsed="0"/>
-  <w:style w:default="1" w:styleId="Normal" w:type="paragraph">
+  <w:latentStyles w:defLockedState="0" w:defUIPriority="0" w:defSemiHidden="0" w:defUnhideWhenUsed="0" w:defQFormat="0" w:count="276"/>
+  <w:style w:type="paragraph" w:default="1" w:styleId="Normal">
     <w:name w:val="Normal"/>
     <w:qFormat/>
-    <w:pPr>
-      <w:widowControl/>
-      <w:spacing w:after="0" w:before="0" w:line="520" w:lineRule="exact"/>
-      <w:jc w:val="left"/>
-    </w:pPr>
-    <w:rPr>
-      <w:rFonts w:ascii="EB Garamond" w:cs="EB Garamond" w:eastAsia="EB Garamond" w:hAnsi="EB Garamond"/>
-      <w:sz w:val="26"/>
-      <w:szCs w:val="26"/>
-    </w:rPr>
-  </w:style>
-  <w:style w:styleId="BodyText" w:type="paragraph">
+  </w:style>
+  <w:style w:type="paragraph" w:styleId="BodyText">
     <w:name w:val="Body Text"/>
     <w:basedOn w:val="Normal"/>
     <w:link w:val="BodyTextChar"/>
     <w:qFormat/>
     <w:pPr>
-      <w:spacing w:after="0" w:before="0" w:line="520" w:lineRule="exact"/>
+      <w:spacing w:before="0" w:after="0" w:line="480" w:lineRule="exact"/>
       <w:ind w:firstLine="720"/>
     </w:pPr>
   </w:style>
-  <w:style w:customStyle="1" w:styleId="FirstParagraph" w:type="paragraph">
+  <w:style w:type="paragraph" w:customStyle="1" w:styleId="FirstParagraph">
     <w:name w:val="First Paragraph"/>
     <w:basedOn w:val="BodyText"/>
     <w:next w:val="BodyText"/>
     <w:qFormat/>
   </w:style>
-  <w:style w:customStyle="1" w:styleId="Compact" w:type="paragraph">
+  <w:style w:type="paragraph" w:customStyle="1" w:styleId="Compact">
     <w:name w:val="Compact"/>
     <w:basedOn w:val="BodyText"/>
     <w:qFormat/>
     <w:pPr>
-      <w:spacing w:after="0" w:before="0" w:line="520" w:lineRule="exact"/>
-      <w:ind w:firstLine="0"/>
+      <w:spacing w:before="36" w:after="36"/>
     </w:pPr>
   </w:style>
-  <w:style w:styleId="Title" w:type="paragraph">
+  <w:style w:type="paragraph" w:styleId="Title">
     <w:name w:val="Title"/>
     <w:basedOn w:val="Normal"/>
+    <w:next w:val="BodyText"/>
+    <w:link w:val="TitleChar"/>
+    <w:uiPriority w:val="10"/>
     <w:qFormat/>
+    <w:rsid w:val="00A10FD9"/>
     <w:pPr>
+      <w:spacing w:after="80" w:line="240" w:lineRule="auto"/>
+      <w:contextualSpacing/>
       <w:jc w:val="center"/>
     </w:pPr>
     <w:rPr>
-      <w:b/>
-      <w:bCs/>
-    </w:rPr>
-  </w:style>
-  <w:style w:customStyle="1" w:styleId="TitleChar" w:type="character">
+      <w:rFonts w:asciiTheme="majorHAnsi" w:eastAsiaTheme="majorEastAsia" w:hAnsiTheme="majorHAnsi" w:cstheme="majorBidi"/>
+      <w:sz w:val="56"/>
+      <w:szCs w:val="56"/>
+    </w:rPr>
+  </w:style>
+  <w:style w:type="character" w:customStyle="1" w:styleId="TitleChar">
     <w:name w:val="Title Char"/>
     <w:basedOn w:val="DefaultParagraphFont"/>
     <w:link w:val="Title"/>
     <w:uiPriority w:val="10"/>
     <w:rsid w:val="00A10FD9"/>
     <w:rPr>
-      <w:rFonts w:asciiTheme="majorHAnsi" w:cstheme="majorBidi" w:eastAsiaTheme="majorEastAsia" w:hAnsiTheme="majorHAnsi"/>
+      <w:rFonts w:asciiTheme="majorHAnsi" w:eastAsiaTheme="majorEastAsia" w:hAnsiTheme="majorHAnsi" w:cstheme="majorBidi"/>
       <w:sz w:val="56"/>
       <w:szCs w:val="56"/>
     </w:rPr>
   </w:style>
-  <w:style w:styleId="Subtitle" w:type="paragraph">
+  <w:style w:type="paragraph" w:styleId="Subtitle">
     <w:name w:val="Subtitle"/>
     <w:basedOn w:val="Title"/>
     <w:next w:val="BodyText"/>
@@ -1697,27 +3335,27 @@
       </w:numPr>
     </w:pPr>
     <w:rPr>
-      <w:rFonts w:cstheme="majorBidi" w:eastAsiaTheme="majorEastAsia"/>
+      <w:rFonts w:eastAsiaTheme="majorEastAsia" w:cstheme="majorBidi"/>
       <w:spacing w:val="15"/>
       <w:sz w:val="28"/>
       <w:szCs w:val="28"/>
     </w:rPr>
   </w:style>
-  <w:style w:customStyle="1" w:styleId="SubtitleChar" w:type="character">
+  <w:style w:type="character" w:customStyle="1" w:styleId="SubtitleChar">
     <w:name w:val="Subtitle Char"/>
     <w:basedOn w:val="DefaultParagraphFont"/>
     <w:link w:val="Subtitle"/>
     <w:uiPriority w:val="11"/>
     <w:rsid w:val="00A10FD9"/>
     <w:rPr>
-      <w:rFonts w:cstheme="majorBidi" w:eastAsiaTheme="majorEastAsia"/>
-      <w:color w:themeColor="text1" w:themeTint="A6" w:val="595959"/>
+      <w:rFonts w:eastAsiaTheme="majorEastAsia" w:cstheme="majorBidi"/>
+      <w:color w:val="595959" w:themeColor="text1" w:themeTint="A6"/>
       <w:spacing w:val="15"/>
       <w:sz w:val="28"/>
       <w:szCs w:val="28"/>
     </w:rPr>
   </w:style>
-  <w:style w:customStyle="1" w:styleId="Author" w:type="paragraph">
+  <w:style w:type="paragraph" w:customStyle="1" w:styleId="Author">
     <w:name w:val="Author"/>
     <w:basedOn w:val="Title"/>
     <w:next w:val="BodyText"/>
@@ -1731,7 +3369,7 @@
       <w:szCs w:val="24"/>
     </w:rPr>
   </w:style>
-  <w:style w:styleId="Date" w:type="paragraph">
+  <w:style w:type="paragraph" w:styleId="Date">
     <w:name w:val="Date"/>
     <w:basedOn w:val="Title"/>
     <w:next w:val="BodyText"/>
@@ -1745,7 +3383,7 @@
       <w:szCs w:val="24"/>
     </w:rPr>
   </w:style>
-  <w:style w:customStyle="1" w:styleId="AbstractTitle" w:type="paragraph">
+  <w:style w:type="paragraph" w:customStyle="1" w:styleId="AbstractTitle">
     <w:name w:val="Abstract Title"/>
     <w:basedOn w:val="Normal"/>
     <w:next w:val="Abstract"/>
@@ -1753,7 +3391,7 @@
     <w:pPr>
       <w:keepNext/>
       <w:keepLines/>
-      <w:spacing w:after="0" w:before="300"/>
+      <w:spacing w:before="300" w:after="0"/>
       <w:jc w:val="center"/>
     </w:pPr>
     <w:rPr>
@@ -1762,7 +3400,7 @@
       <w:szCs w:val="20"/>
     </w:rPr>
   </w:style>
-  <w:style w:customStyle="1" w:styleId="Abstract" w:type="paragraph">
+  <w:style w:type="paragraph" w:customStyle="1" w:styleId="Abstract">
     <w:name w:val="Abstract"/>
     <w:basedOn w:val="Normal"/>
     <w:next w:val="BodyText"/>
@@ -1770,14 +3408,14 @@
     <w:pPr>
       <w:keepNext/>
       <w:keepLines/>
-      <w:spacing w:after="300" w:before="100"/>
+      <w:spacing w:before="100" w:after="300"/>
     </w:pPr>
     <w:rPr>
       <w:sz w:val="20"/>
       <w:szCs w:val="20"/>
     </w:rPr>
   </w:style>
-  <w:style w:styleId="Bibliography" w:type="paragraph">
+  <w:style w:type="paragraph" w:styleId="Bibliography">
     <w:name w:val="Bibliography"/>
     <w:basedOn w:val="Normal"/>
     <w:next w:val="Bibliography"/>
@@ -1785,87 +3423,112 @@
     <w:pPr/>
     <w:rPr/>
   </w:style>
-  <w:style w:styleId="Heading1" w:type="paragraph">
+  <w:style w:type="paragraph" w:styleId="Heading1">
     <w:name w:val="heading 1"/>
     <w:basedOn w:val="Normal"/>
     <w:next w:val="BodyText"/>
     <w:link w:val="Heading1Char"/>
     <w:uiPriority w:val="9"/>
     <w:qFormat/>
+    <w:rsid w:val="00A10FD9"/>
     <w:pPr>
       <w:keepNext/>
       <w:keepLines/>
-      <w:spacing w:after="0" w:before="520" w:line="325" w:lineRule="exact"/>
+      <w:spacing w:before="480" w:after="240" w:line="276" w:lineRule="exact"/>
       <w:ind w:firstLine="0"/>
       <w:jc w:val="center"/>
       <w:outlineLvl w:val="0"/>
     </w:pPr>
     <w:rPr>
+      <w:rFonts w:ascii="Times New Roman" w:hAnsi="Times New Roman" w:eastAsia="Times New Roman" w:cs="Times New Roman"/>
       <w:b/>
       <w:bCs/>
-    </w:rPr>
-  </w:style>
-  <w:style w:styleId="Heading2" w:type="paragraph">
+      <w:caps/>
+      <w:color w:val="000000"/>
+      <w:sz w:val="24"/>
+      <w:szCs w:val="24"/>
+    </w:rPr>
+  </w:style>
+  <w:style w:type="paragraph" w:styleId="Heading2">
     <w:name w:val="heading 2"/>
     <w:basedOn w:val="Normal"/>
     <w:next w:val="BodyText"/>
     <w:link w:val="Heading2Char"/>
     <w:uiPriority w:val="9"/>
+    <w:semiHidden/>
+    <w:unhideWhenUsed/>
     <w:qFormat/>
+    <w:rsid w:val="00A10FD9"/>
     <w:pPr>
       <w:keepNext/>
       <w:keepLines/>
-      <w:spacing w:after="0" w:before="520" w:line="325" w:lineRule="exact"/>
-      <w:ind w:hanging="720" w:left="720"/>
-      <w:jc w:val="left"/>
+      <w:spacing w:before="480" w:after="240" w:line="276" w:lineRule="exact"/>
+      <w:ind w:firstLine="0"/>
       <w:outlineLvl w:val="1"/>
     </w:pPr>
     <w:rPr>
+      <w:rFonts w:ascii="Times New Roman" w:hAnsi="Times New Roman" w:eastAsia="Times New Roman" w:cs="Times New Roman"/>
       <w:b/>
       <w:bCs/>
-    </w:rPr>
-  </w:style>
-  <w:style w:styleId="Heading3" w:type="paragraph">
+      <w:color w:val="000000"/>
+      <w:sz w:val="24"/>
+      <w:szCs w:val="24"/>
+    </w:rPr>
+  </w:style>
+  <w:style w:type="paragraph" w:styleId="Heading3">
     <w:name w:val="heading 3"/>
     <w:basedOn w:val="Normal"/>
     <w:next w:val="BodyText"/>
     <w:link w:val="Heading3Char"/>
     <w:uiPriority w:val="9"/>
+    <w:semiHidden/>
+    <w:unhideWhenUsed/>
     <w:qFormat/>
+    <w:rsid w:val="00A10FD9"/>
     <w:pPr>
       <w:keepNext/>
       <w:keepLines/>
-      <w:spacing w:after="0" w:before="520" w:line="325" w:lineRule="exact"/>
-      <w:ind w:hanging="720" w:left="1440"/>
-      <w:jc w:val="left"/>
+      <w:spacing w:before="480" w:after="240" w:line="276" w:lineRule="exact"/>
+      <w:ind w:firstLine="0"/>
       <w:outlineLvl w:val="2"/>
     </w:pPr>
     <w:rPr>
+      <w:rFonts w:ascii="Times New Roman" w:hAnsi="Times New Roman" w:eastAsia="Times New Roman" w:cs="Times New Roman"/>
       <w:b/>
       <w:bCs/>
-    </w:rPr>
-  </w:style>
-  <w:style w:styleId="Heading4" w:type="paragraph">
+      <w:color w:val="000000"/>
+      <w:sz w:val="24"/>
+      <w:szCs w:val="24"/>
+    </w:rPr>
+  </w:style>
+  <w:style w:type="paragraph" w:styleId="Heading4">
     <w:name w:val="heading 4"/>
     <w:basedOn w:val="Normal"/>
     <w:next w:val="BodyText"/>
     <w:link w:val="Heading4Char"/>
     <w:uiPriority w:val="9"/>
+    <w:semiHidden/>
+    <w:unhideWhenUsed/>
     <w:qFormat/>
+    <w:rsid w:val="00A10FD9"/>
     <w:pPr>
       <w:keepNext/>
       <w:keepLines/>
-      <w:spacing w:after="0" w:before="520" w:line="325" w:lineRule="exact"/>
-      <w:ind w:hanging="720" w:left="2160"/>
-      <w:jc w:val="left"/>
+      <w:spacing w:before="480" w:after="240" w:line="276" w:lineRule="exact"/>
+      <w:ind w:firstLine="0"/>
       <w:outlineLvl w:val="3"/>
     </w:pPr>
     <w:rPr>
+      <w:rFonts w:ascii="Times New Roman" w:hAnsi="Times New Roman" w:eastAsia="Times New Roman" w:cs="Times New Roman"/>
       <w:b/>
       <w:bCs/>
-    </w:rPr>
-  </w:style>
-  <w:style w:styleId="Heading5" w:type="paragraph">
+      <w:i/>
+      <w:color w:val="000000"/>
+      <w:sz w:val="24"/>
+      <w:szCs w:val="24"/>
+    </w:rPr>
+  </w:style>
+  <w:style w:type="paragraph" w:styleId="Heading5">
     <w:name w:val="heading 5"/>
     <w:basedOn w:val="Normal"/>
     <w:next w:val="BodyText"/>
@@ -1878,15 +3541,21 @@
     <w:pPr>
       <w:keepNext/>
       <w:keepLines/>
-      <w:spacing w:after="40" w:before="80"/>
+      <w:spacing w:before="480" w:after="240" w:line="276" w:lineRule="exact"/>
+      <w:ind w:firstLine="0"/>
       <w:outlineLvl w:val="4"/>
     </w:pPr>
     <w:rPr>
-      <w:rFonts w:cstheme="majorBidi" w:eastAsiaTheme="majorEastAsia"/>
-      <w:color w:themeColor="accent1" w:themeShade="BF" w:val="0F4761"/>
-    </w:rPr>
-  </w:style>
-  <w:style w:styleId="Heading6" w:type="paragraph">
+      <w:rFonts w:ascii="Times New Roman" w:hAnsi="Times New Roman" w:eastAsia="Times New Roman" w:cs="Times New Roman"/>
+      <w:b/>
+      <w:bCs/>
+      <w:i/>
+      <w:color w:val="000000"/>
+      <w:sz w:val="24"/>
+      <w:szCs w:val="24"/>
+    </w:rPr>
+  </w:style>
+  <w:style w:type="paragraph" w:styleId="Heading6">
     <w:name w:val="heading 6"/>
     <w:basedOn w:val="Normal"/>
     <w:next w:val="BodyText"/>
@@ -1899,17 +3568,17 @@
     <w:pPr>
       <w:keepNext/>
       <w:keepLines/>
-      <w:spacing w:after="0" w:before="40"/>
+      <w:spacing w:before="40" w:after="0"/>
       <w:outlineLvl w:val="5"/>
     </w:pPr>
     <w:rPr>
-      <w:rFonts w:cstheme="majorBidi" w:eastAsiaTheme="majorEastAsia"/>
+      <w:rFonts w:eastAsiaTheme="majorEastAsia" w:cstheme="majorBidi"/>
       <w:i/>
       <w:iCs/>
-      <w:color w:themeColor="text1" w:themeTint="A6" w:val="595959"/>
-    </w:rPr>
-  </w:style>
-  <w:style w:styleId="Heading7" w:type="paragraph">
+      <w:color w:val="595959" w:themeColor="text1" w:themeTint="A6"/>
+    </w:rPr>
+  </w:style>
+  <w:style w:type="paragraph" w:styleId="Heading7">
     <w:name w:val="heading 7"/>
     <w:basedOn w:val="Normal"/>
     <w:next w:val="BodyText"/>
@@ -1922,15 +3591,15 @@
     <w:pPr>
       <w:keepNext/>
       <w:keepLines/>
-      <w:spacing w:after="0" w:before="40"/>
+      <w:spacing w:before="40" w:after="0"/>
       <w:outlineLvl w:val="6"/>
     </w:pPr>
     <w:rPr>
-      <w:rFonts w:cstheme="majorBidi" w:eastAsiaTheme="majorEastAsia"/>
-      <w:color w:themeColor="text1" w:themeTint="A6" w:val="595959"/>
-    </w:rPr>
-  </w:style>
-  <w:style w:styleId="Heading8" w:type="paragraph">
+      <w:rFonts w:eastAsiaTheme="majorEastAsia" w:cstheme="majorBidi"/>
+      <w:color w:val="595959" w:themeColor="text1" w:themeTint="A6"/>
+    </w:rPr>
+  </w:style>
+  <w:style w:type="paragraph" w:styleId="Heading8">
     <w:name w:val="heading 8"/>
     <w:basedOn w:val="Normal"/>
     <w:next w:val="BodyText"/>
@@ -1947,13 +3616,13 @@
       <w:outlineLvl w:val="7"/>
     </w:pPr>
     <w:rPr>
-      <w:rFonts w:cstheme="majorBidi" w:eastAsiaTheme="majorEastAsia"/>
+      <w:rFonts w:eastAsiaTheme="majorEastAsia" w:cstheme="majorBidi"/>
       <w:i/>
       <w:iCs/>
-      <w:color w:themeColor="text1" w:themeTint="D8" w:val="272727"/>
-    </w:rPr>
-  </w:style>
-  <w:style w:styleId="Heading9" w:type="paragraph">
+      <w:color w:val="272727" w:themeColor="text1" w:themeTint="D8"/>
+    </w:rPr>
+  </w:style>
+  <w:style w:type="paragraph" w:styleId="Heading9">
     <w:name w:val="heading 9"/>
     <w:basedOn w:val="Normal"/>
     <w:next w:val="BodyText"/>
@@ -1970,24 +3639,24 @@
       <w:outlineLvl w:val="8"/>
     </w:pPr>
     <w:rPr>
-      <w:rFonts w:cstheme="majorBidi" w:eastAsiaTheme="majorEastAsia"/>
-      <w:color w:themeColor="text1" w:themeTint="D8" w:val="272727"/>
-    </w:rPr>
-  </w:style>
-  <w:style w:customStyle="1" w:styleId="Heading1Char" w:type="character">
+      <w:rFonts w:eastAsiaTheme="majorEastAsia" w:cstheme="majorBidi"/>
+      <w:color w:val="272727" w:themeColor="text1" w:themeTint="D8"/>
+    </w:rPr>
+  </w:style>
+  <w:style w:type="character" w:customStyle="1" w:styleId="Heading1Char">
     <w:name w:val="Heading 1 Char"/>
     <w:basedOn w:val="DefaultParagraphFont"/>
     <w:link w:val="Heading1"/>
     <w:uiPriority w:val="9"/>
     <w:rsid w:val="00A10FD9"/>
     <w:rPr>
-      <w:rFonts w:asciiTheme="majorHAnsi" w:cstheme="majorBidi" w:eastAsiaTheme="majorEastAsia" w:hAnsiTheme="majorHAnsi"/>
-      <w:color w:themeColor="accent1" w:themeShade="BF" w:val="0F4761"/>
+      <w:rFonts w:asciiTheme="majorHAnsi" w:eastAsiaTheme="majorEastAsia" w:hAnsiTheme="majorHAnsi" w:cstheme="majorBidi"/>
+      <w:color w:val="0F4761" w:themeColor="accent1" w:themeShade="BF"/>
       <w:sz w:val="40"/>
       <w:szCs w:val="40"/>
     </w:rPr>
   </w:style>
-  <w:style w:customStyle="1" w:styleId="Heading2Char" w:type="character">
+  <w:style w:type="character" w:customStyle="1" w:styleId="Heading2Char">
     <w:name w:val="Heading 2 Char"/>
     <w:basedOn w:val="DefaultParagraphFont"/>
     <w:link w:val="Heading2"/>
@@ -1995,13 +3664,13 @@
     <w:semiHidden/>
     <w:rsid w:val="00A10FD9"/>
     <w:rPr>
-      <w:rFonts w:asciiTheme="majorHAnsi" w:cstheme="majorBidi" w:eastAsiaTheme="majorEastAsia" w:hAnsiTheme="majorHAnsi"/>
-      <w:color w:themeColor="accent1" w:themeShade="BF" w:val="0F4761"/>
+      <w:rFonts w:asciiTheme="majorHAnsi" w:eastAsiaTheme="majorEastAsia" w:hAnsiTheme="majorHAnsi" w:cstheme="majorBidi"/>
+      <w:color w:val="0F4761" w:themeColor="accent1" w:themeShade="BF"/>
       <w:sz w:val="32"/>
       <w:szCs w:val="32"/>
     </w:rPr>
   </w:style>
-  <w:style w:customStyle="1" w:styleId="Heading3Char" w:type="character">
+  <w:style w:type="character" w:customStyle="1" w:styleId="Heading3Char">
     <w:name w:val="Heading 3 Char"/>
     <w:basedOn w:val="DefaultParagraphFont"/>
     <w:link w:val="Heading3"/>
@@ -2009,13 +3678,13 @@
     <w:semiHidden/>
     <w:rsid w:val="00A10FD9"/>
     <w:rPr>
-      <w:rFonts w:cstheme="majorBidi" w:eastAsiaTheme="majorEastAsia"/>
-      <w:color w:themeColor="accent1" w:themeShade="BF" w:val="0F4761"/>
+      <w:rFonts w:eastAsiaTheme="majorEastAsia" w:cstheme="majorBidi"/>
+      <w:color w:val="0F4761" w:themeColor="accent1" w:themeShade="BF"/>
       <w:sz w:val="28"/>
       <w:szCs w:val="28"/>
     </w:rPr>
   </w:style>
-  <w:style w:customStyle="1" w:styleId="Heading4Char" w:type="character">
+  <w:style w:type="character" w:customStyle="1" w:styleId="Heading4Char">
     <w:name w:val="Heading 4 Char"/>
     <w:basedOn w:val="DefaultParagraphFont"/>
     <w:link w:val="Heading4"/>
@@ -2023,13 +3692,13 @@
     <w:semiHidden/>
     <w:rsid w:val="00A10FD9"/>
     <w:rPr>
-      <w:rFonts w:cstheme="majorBidi" w:eastAsiaTheme="majorEastAsia"/>
+      <w:rFonts w:eastAsiaTheme="majorEastAsia" w:cstheme="majorBidi"/>
       <w:i/>
       <w:iCs/>
-      <w:color w:themeColor="accent1" w:themeShade="BF" w:val="0F4761"/>
-    </w:rPr>
-  </w:style>
-  <w:style w:customStyle="1" w:styleId="Heading5Char" w:type="character">
+      <w:color w:val="0F4761" w:themeColor="accent1" w:themeShade="BF"/>
+    </w:rPr>
+  </w:style>
+  <w:style w:type="character" w:customStyle="1" w:styleId="Heading5Char">
     <w:name w:val="Heading 5 Char"/>
     <w:basedOn w:val="DefaultParagraphFont"/>
     <w:link w:val="Heading5"/>
@@ -2037,11 +3706,11 @@
     <w:semiHidden/>
     <w:rsid w:val="00A10FD9"/>
     <w:rPr>
-      <w:rFonts w:cstheme="majorBidi" w:eastAsiaTheme="majorEastAsia"/>
-      <w:color w:themeColor="accent1" w:themeShade="BF" w:val="0F4761"/>
-    </w:rPr>
-  </w:style>
-  <w:style w:customStyle="1" w:styleId="Heading6Char" w:type="character">
+      <w:rFonts w:eastAsiaTheme="majorEastAsia" w:cstheme="majorBidi"/>
+      <w:color w:val="0F4761" w:themeColor="accent1" w:themeShade="BF"/>
+    </w:rPr>
+  </w:style>
+  <w:style w:type="character" w:customStyle="1" w:styleId="Heading6Char">
     <w:name w:val="Heading 6 Char"/>
     <w:basedOn w:val="DefaultParagraphFont"/>
     <w:link w:val="Heading6"/>
@@ -2049,13 +3718,13 @@
     <w:semiHidden/>
     <w:rsid w:val="00A10FD9"/>
     <w:rPr>
-      <w:rFonts w:cstheme="majorBidi" w:eastAsiaTheme="majorEastAsia"/>
+      <w:rFonts w:eastAsiaTheme="majorEastAsia" w:cstheme="majorBidi"/>
       <w:i/>
       <w:iCs/>
-      <w:color w:themeColor="text1" w:themeTint="A6" w:val="595959"/>
-    </w:rPr>
-  </w:style>
-  <w:style w:customStyle="1" w:styleId="Heading7Char" w:type="character">
+      <w:color w:val="595959" w:themeColor="text1" w:themeTint="A6"/>
+    </w:rPr>
+  </w:style>
+  <w:style w:type="character" w:customStyle="1" w:styleId="Heading7Char">
     <w:name w:val="Heading 7 Char"/>
     <w:basedOn w:val="DefaultParagraphFont"/>
     <w:link w:val="Heading7"/>
@@ -2063,11 +3732,11 @@
     <w:semiHidden/>
     <w:rsid w:val="00A10FD9"/>
     <w:rPr>
-      <w:rFonts w:cstheme="majorBidi" w:eastAsiaTheme="majorEastAsia"/>
-      <w:color w:themeColor="text1" w:themeTint="A6" w:val="595959"/>
-    </w:rPr>
-  </w:style>
-  <w:style w:customStyle="1" w:styleId="Heading8Char" w:type="character">
+      <w:rFonts w:eastAsiaTheme="majorEastAsia" w:cstheme="majorBidi"/>
+      <w:color w:val="595959" w:themeColor="text1" w:themeTint="A6"/>
+    </w:rPr>
+  </w:style>
+  <w:style w:type="character" w:customStyle="1" w:styleId="Heading8Char">
     <w:name w:val="Heading 8 Char"/>
     <w:basedOn w:val="DefaultParagraphFont"/>
     <w:link w:val="Heading8"/>
@@ -2075,13 +3744,13 @@
     <w:semiHidden/>
     <w:rsid w:val="00A10FD9"/>
     <w:rPr>
-      <w:rFonts w:cstheme="majorBidi" w:eastAsiaTheme="majorEastAsia"/>
+      <w:rFonts w:eastAsiaTheme="majorEastAsia" w:cstheme="majorBidi"/>
       <w:i/>
       <w:iCs/>
-      <w:color w:themeColor="text1" w:themeTint="D8" w:val="272727"/>
-    </w:rPr>
-  </w:style>
-  <w:style w:customStyle="1" w:styleId="Heading9Char" w:type="character">
+      <w:color w:val="272727" w:themeColor="text1" w:themeTint="D8"/>
+    </w:rPr>
+  </w:style>
+  <w:style w:type="character" w:customStyle="1" w:styleId="Heading9Char">
     <w:name w:val="Heading 9 Char"/>
     <w:basedOn w:val="DefaultParagraphFont"/>
     <w:link w:val="Heading9"/>
@@ -2089,35 +3758,48 @@
     <w:semiHidden/>
     <w:rsid w:val="00A10FD9"/>
     <w:rPr>
-      <w:rFonts w:cstheme="majorBidi" w:eastAsiaTheme="majorEastAsia"/>
-      <w:color w:themeColor="text1" w:themeTint="D8" w:val="272727"/>
-    </w:rPr>
-  </w:style>
-  <w:style w:styleId="BlockText" w:type="paragraph">
-    <w:name w:val="Block Text"/>
-    <w:basedOn w:val="Normal"/>
-    <w:next w:val="BodyText"/>
+      <w:rFonts w:eastAsiaTheme="majorEastAsia" w:cstheme="majorBidi"/>
+      <w:color w:val="272727" w:themeColor="text1" w:themeTint="D8"/>
+    </w:rPr>
+  </w:style>
+  <w:style w:type="paragraph" w:customStyle="1" w:styleId="ListItem">
+    <w:name w:val="List Item"/>
+    <w:basedOn w:val="BodyText"/>
     <w:qFormat/>
     <w:pPr>
-      <w:spacing w:after="520" w:before="520" w:line="325" w:lineRule="exact"/>
-      <w:ind w:firstLine="0" w:left="1440" w:right="1440"/>
+      <w:spacing w:before="0" w:after="0" w:line="480" w:lineRule="exact"/>
+      <w:ind w:left="720" w:hanging="720"/>
     </w:pPr>
   </w:style>
-  <w:style w:styleId="FootnoteText" w:type="paragraph">
-    <w:name w:val="footnote text"/>
+  <w:style w:type="paragraph" w:styleId="BlockText">
+    <w:name w:val="Block Text"/>
+    <w:basedOn w:val="BodyText"/>
+    <w:next w:val="BodyText"/>
+    <w:uiPriority w:val="9"/>
+    <w:unhideWhenUsed/>
+    <w:qFormat/>
+    <w:pPr>
+      <w:spacing w:before="240" w:after="240" w:line="276" w:lineRule="exact"/>
+      <w:ind w:firstLine="0" w:left="720" w:right="720"/>
+    </w:pPr>
+  </w:style>
+  <w:style w:type="paragraph" w:styleId="FootnoteText">
+    <w:name w:val="Footnote Text"/>
     <w:basedOn w:val="Normal"/>
-    <w:uiPriority w:val="99"/>
+    <w:next w:val="FootnoteText"/>
+    <w:uiPriority w:val="9"/>
     <w:unhideWhenUsed/>
+    <w:qFormat/>
     <w:pPr>
-      <w:spacing w:after="60" w:before="0" w:line="325" w:lineRule="exact"/>
-      <w:ind w:firstLine="0"/>
+      <w:keepLines/>
+      <w:spacing w:before="0" w:after="140" w:line="276" w:lineRule="exact"/>
     </w:pPr>
     <w:rPr>
-      <w:sz w:val="26"/>
-      <w:szCs w:val="26"/>
-    </w:rPr>
-  </w:style>
-  <w:style w:styleId="FootnoteBlockText" w:type="paragraph">
+      <w:sz w:val="24"/>
+      <w:szCs w:val="24"/>
+    </w:rPr>
+  </w:style>
+  <w:style w:type="paragraph" w:styleId="FootnoteBlockText">
     <w:name w:val="Footnote Block Text"/>
     <w:basedOn w:val="FootnoteText"/>
     <w:next w:val="FootnoteText"/>
@@ -2125,38 +3807,29 @@
     <w:unhideWhenUsed/>
     <w:qFormat/>
     <w:pPr>
-      <w:spacing w:after="100" w:before="100"/>
-      <w:ind w:firstLine="0" w:left="480" w:right="480"/>
+      <w:spacing w:before="280" w:after="280"/>
+      <w:ind w:firstLine="0" w:left="720" w:right="720"/>
     </w:pPr>
   </w:style>
-  <w:style w:default="1" w:styleId="DefaultParagraphFont" w:type="character">
+  <w:style w:type="character" w:default="1" w:styleId="DefaultParagraphFont">
     <w:name w:val="Default Paragraph Font"/>
     <w:semiHidden/>
     <w:unhideWhenUsed/>
   </w:style>
-  <w:style w:default="1" w:styleId="Table" w:type="table">
+  <w:style w:type="table" w:default="1" w:styleId="Table">
     <w:name w:val="Table"/>
     <w:basedOn w:val="TableNormal"/>
-    <w:semiHidden/>
-    <w:unhideWhenUsed/>
     <w:qFormat/>
     <w:tblPr>
-      <w:tblInd w:type="dxa" w:w="0"/>
+      <w:tblInd w:w="0" w:type="dxa"/>
       <w:tblCellMar>
-        <w:top w:type="dxa" w:w="0"/>
-        <w:left w:type="dxa" w:w="108"/>
-        <w:bottom w:type="dxa" w:w="0"/>
-        <w:right w:type="dxa" w:w="108"/>
+        <w:top w:w="0" w:type="dxa"/>
+        <w:left w:w="108" w:type="dxa"/>
+        <w:bottom w:w="0" w:type="dxa"/>
+        <w:right w:w="108" w:type="dxa"/>
       </w:tblCellMar>
     </w:tblPr>
     <w:tblStylePr w:type="firstRow">
-      <w:tblPr>
-        <w:jc w:val="left"/>
-        <w:tblInd w:type="dxa" w:w="0"/>
-      </w:tblPr>
-      <w:trPr>
-        <w:jc w:val="left"/>
-      </w:trPr>
       <w:tcPr>
         <w:tcBorders>
           <w:bottom w:val="single"/>
@@ -2165,7 +3838,7 @@
       </w:tcPr>
     </w:tblStylePr>
   </w:style>
-  <w:style w:customStyle="1" w:styleId="DefinitionTerm" w:type="paragraph">
+  <w:style w:type="paragraph" w:customStyle="1" w:styleId="DefinitionTerm">
     <w:name w:val="Definition Term"/>
     <w:basedOn w:val="Normal"/>
     <w:next w:val="Definition"/>
@@ -2178,49 +3851,49 @@
       <w:b/>
     </w:rPr>
   </w:style>
-  <w:style w:customStyle="1" w:styleId="Definition" w:type="paragraph">
+  <w:style w:type="paragraph" w:customStyle="1" w:styleId="Definition">
     <w:name w:val="Definition"/>
     <w:basedOn w:val="Normal"/>
   </w:style>
-  <w:style w:styleId="Caption" w:type="paragraph">
+  <w:style w:type="paragraph" w:styleId="Caption">
     <w:name w:val="Caption"/>
     <w:basedOn w:val="Normal"/>
     <w:link w:val="BodyTextChar"/>
     <w:pPr>
-      <w:spacing w:after="120" w:before="0"/>
+      <w:spacing w:before="0" w:after="120"/>
     </w:pPr>
     <w:rPr>
       <w:i/>
     </w:rPr>
   </w:style>
-  <w:style w:customStyle="1" w:styleId="TableCaption" w:type="paragraph">
+  <w:style w:type="paragraph" w:customStyle="1" w:styleId="TableCaption">
     <w:name w:val="Table Caption"/>
     <w:basedOn w:val="Caption"/>
     <w:pPr>
       <w:keepNext/>
     </w:pPr>
   </w:style>
-  <w:style w:customStyle="1" w:styleId="ImageCaption" w:type="paragraph">
+  <w:style w:type="paragraph" w:customStyle="1" w:styleId="ImageCaption">
     <w:name w:val="Image Caption"/>
     <w:basedOn w:val="Caption"/>
   </w:style>
-  <w:style w:customStyle="1" w:styleId="Figure" w:type="paragraph">
+  <w:style w:type="paragraph" w:customStyle="1" w:styleId="Figure">
     <w:name w:val="Figure"/>
     <w:basedOn w:val="Normal"/>
   </w:style>
-  <w:style w:customStyle="1" w:styleId="CaptionedFigure" w:type="paragraph">
+  <w:style w:type="paragraph" w:customStyle="1" w:styleId="CaptionedFigure">
     <w:name w:val="Captioned Figure"/>
     <w:basedOn w:val="Figure"/>
     <w:pPr>
       <w:keepNext/>
     </w:pPr>
   </w:style>
-  <w:style w:customStyle="1" w:styleId="BodyTextChar" w:type="character">
+  <w:style w:type="character" w:customStyle="1" w:styleId="BodyTextChar">
     <w:name w:val="Body Text Char"/>
     <w:basedOn w:val="DefaultParagraphFont"/>
     <w:link w:val="BodyText"/>
   </w:style>
-  <w:style w:customStyle="1" w:styleId="VerbatimChar" w:type="character">
+  <w:style w:type="character" w:customStyle="1" w:styleId="VerbatimChar">
     <w:name w:val="Verbatim Char"/>
     <w:basedOn w:val="BodyTextChar"/>
     <w:rPr>
@@ -2228,25 +3901,25 @@
       <w:sz w:val="22"/>
     </w:rPr>
   </w:style>
-  <w:style w:customStyle="1" w:styleId="SectionNumber" w:type="character">
+  <w:style w:type="character" w:customStyle="1" w:styleId="SectionNumber">
     <w:name w:val="Section Number"/>
     <w:basedOn w:val="BodyTextChar"/>
   </w:style>
-  <w:style w:styleId="FootnoteReference" w:type="character">
+  <w:style w:type="character" w:styleId="FootnoteReference">
     <w:name w:val="Footnote Reference"/>
     <w:basedOn w:val="BodyTextChar"/>
     <w:rPr>
       <w:vertAlign w:val="superscript"/>
     </w:rPr>
   </w:style>
-  <w:style w:styleId="Hyperlink" w:type="character">
+  <w:style w:type="character" w:styleId="Hyperlink">
     <w:name w:val="Hyperlink"/>
     <w:basedOn w:val="BodyTextChar"/>
     <w:rPr>
-      <w:color w:themeColor="accent1" w:val="4F81BD"/>
-    </w:rPr>
-  </w:style>
-  <w:style w:styleId="TOCHeading" w:type="paragraph">
+      <w:color w:val="000000"/>
+    </w:rPr>
+  </w:style>
+  <w:style w:type="paragraph" w:styleId="TOCHeading">
     <w:name w:val="TOC Heading"/>
     <w:basedOn w:val="Heading1"/>
     <w:next w:val="BodyText"/>
@@ -2258,82 +3931,20 @@
       <w:outlineLvl w:val="9"/>
     </w:pPr>
     <w:rPr>
-      <w:rFonts w:asciiTheme="majorHAnsi" w:cstheme="majorBidi" w:eastAsiaTheme="majorEastAsia" w:hAnsiTheme="majorHAnsi"/>
+      <w:rFonts w:asciiTheme="majorHAnsi" w:eastAsiaTheme="majorEastAsia" w:hAnsiTheme="majorHAnsi" w:cstheme="majorBidi"/>
       <w:b w:val="0"/>
       <w:bCs w:val="0"/>
-      <w:color w:themeColor="accent1" w:themeShade="BF" w:val="365F91"/>
-    </w:rPr>
-  </w:style>
-  <w:style w:customStyle="1" w:styleId="Centered" w:type="paragraph">
-    <w:name w:val="Centered"/>
-    <w:basedOn w:val="Normal"/>
-    <w:qFormat/>
-    <w:pPr>
-      <w:spacing w:after="0" w:before="0" w:line="325" w:lineRule="exact"/>
-      <w:ind w:firstLine="0"/>
-      <w:jc w:val="center"/>
-    </w:pPr>
-  </w:style>
-  <w:style w:customStyle="1" w:styleId="CourtHead" w:type="paragraph">
-    <w:name w:val="Court Head"/>
-    <w:basedOn w:val="Normal"/>
-    <w:qFormat/>
-    <w:pPr>
-      <w:jc w:val="center"/>
-    </w:pPr>
-    <w:rPr>
-      <w:b/>
-      <w:bCs/>
-    </w:rPr>
-  </w:style>
-  <w:style w:customStyle="1" w:styleId="Lettered" w:type="paragraph">
-    <w:name w:val="Lettered"/>
-    <w:basedOn w:val="Normal"/>
-    <w:qFormat/>
-    <w:pPr>
-      <w:ind w:hanging="720" w:left="1440"/>
-    </w:pPr>
-  </w:style>
-  <w:style w:customStyle="1" w:styleId="Sig" w:type="paragraph">
-    <w:name w:val="Signature"/>
-    <w:basedOn w:val="Single"/>
+      <w:color w:val="365F91" w:themeColor="accent1" w:themeShade="BF"/>
+    </w:rPr>
+  </w:style>
+  <w:style w:type="paragraph" w:customStyle="1" w:styleId="BodyTextKeep">
+    <w:name w:val="Body Text Keep"/>
+    <w:basedOn w:val="BodyText"/>
     <w:qFormat/>
     <w:pPr>
       <w:keepNext/>
       <w:keepLines/>
-      <w:ind w:firstLine="0" w:left="4320"/>
     </w:pPr>
-  </w:style>
-  <w:style w:customStyle="1" w:styleId="SigGap" w:type="paragraph">
-    <w:name w:val="Signature Gap"/>
-    <w:basedOn w:val="Sig"/>
-    <w:qFormat/>
-    <w:pPr>
-      <w:spacing w:after="0" w:before="520" w:line="325" w:lineRule="exact"/>
-    </w:pPr>
-  </w:style>
-  <w:style w:customStyle="1" w:styleId="Single" w:type="paragraph">
-    <w:name w:val="Single"/>
-    <w:basedOn w:val="Normal"/>
-    <w:qFormat/>
-    <w:pPr>
-      <w:spacing w:after="0" w:before="0" w:line="325" w:lineRule="exact"/>
-      <w:ind w:firstLine="0"/>
-    </w:pPr>
-  </w:style>
-  <w:style w:customStyle="1" w:styleId="SingleGap" w:type="paragraph">
-    <w:name w:val="Single Gap"/>
-    <w:basedOn w:val="Single"/>
-    <w:qFormat/>
-    <w:pPr>
-      <w:keepNext/>
-      <w:spacing w:after="0" w:before="520" w:line="325" w:lineRule="exact"/>
-    </w:pPr>
-  </w:style>
-  <w:style w:customStyle="1" w:styleId="TitleBlock" w:type="paragraph">
-    <w:name w:val="Title Block"/>
-    <w:basedOn w:val="CourtHead"/>
-    <w:qFormat/>
   </w:style>
   <w:style w:type="paragraph" w:customStyle="1" w:styleId="SourceCode">
     <w:name w:val="Source Code"/>
